--- a/deliverables/inland_transport_2026-10/docx/WHSOP_003_A02.docx
+++ b/deliverables/inland_transport_2026-10/docx/WHSOP_003_A02.docx
@@ -1570,11 +1570,11 @@
         </w:tblBorders>
       </w:tblPr>
       <w:tblGrid>
-        <w:gridCol w:w="1676"/>
-        <w:gridCol w:w="2293"/>
-        <w:gridCol w:w="2151"/>
-        <w:gridCol w:w="2542"/>
-        <w:gridCol w:w="1802"/>
+        <w:gridCol w:w="1697"/>
+        <w:gridCol w:w="2470"/>
+        <w:gridCol w:w="1575"/>
+        <w:gridCol w:w="2742"/>
+        <w:gridCol w:w="1980"/>
       </w:tblGrid>
       <w:tr>
         <w:trPr>
@@ -1584,7 +1584,7 @@
           <w:tcPr>
             <w:shd w:val="clear" w:color="auto" w:fill="2B547E"/>
             <w:vAlign w:val="center"/>
-            <w:tcW w:type="dxa" w:w="1676"/>
+            <w:tcW w:type="dxa" w:w="1697"/>
           </w:tcPr>
           <w:p>
             <w:pPr>
@@ -1608,7 +1608,7 @@
           <w:tcPr>
             <w:shd w:val="clear" w:color="auto" w:fill="2B547E"/>
             <w:vAlign w:val="center"/>
-            <w:tcW w:type="dxa" w:w="2293"/>
+            <w:tcW w:type="dxa" w:w="2470"/>
           </w:tcPr>
           <w:p>
             <w:pPr>
@@ -1652,7 +1652,7 @@
           <w:tcPr>
             <w:shd w:val="clear" w:color="auto" w:fill="2B547E"/>
             <w:vAlign w:val="center"/>
-            <w:tcW w:type="dxa" w:w="2151"/>
+            <w:tcW w:type="dxa" w:w="1575"/>
           </w:tcPr>
           <w:p>
             <w:pPr>
@@ -1668,7 +1668,7 @@
                 <w:color w:val="FFFFFF"/>
                 <w:sz w:val="18"/>
               </w:rPr>
-              <w:t>Серија / мостра</w:t>
+              <w:t>Серија</w:t>
             </w:r>
             <w:r>
               <w:rPr>
@@ -1688,7 +1688,7 @@
                 <w:color w:val="FFFFFF"/>
                 <w:sz w:val="14"/>
               </w:rPr>
-              <w:t>Batch / sample</w:t>
+              <w:t>Batch</w:t>
             </w:r>
           </w:p>
         </w:tc>
@@ -1696,7 +1696,7 @@
           <w:tcPr>
             <w:shd w:val="clear" w:color="auto" w:fill="2B547E"/>
             <w:vAlign w:val="center"/>
-            <w:tcW w:type="dxa" w:w="2542"/>
+            <w:tcW w:type="dxa" w:w="2742"/>
           </w:tcPr>
           <w:p>
             <w:pPr>
@@ -1740,7 +1740,7 @@
           <w:tcPr>
             <w:shd w:val="clear" w:color="auto" w:fill="2B547E"/>
             <w:vAlign w:val="center"/>
-            <w:tcW w:type="dxa" w:w="1802"/>
+            <w:tcW w:type="dxa" w:w="1980"/>
           </w:tcPr>
           <w:p>
             <w:pPr>
@@ -1786,7 +1786,7 @@
           <w:tcPr>
             <w:shd w:val="clear" w:color="auto" w:fill="F2F2F2"/>
             <w:vAlign w:val="center"/>
-            <w:tcW w:type="dxa" w:w="1676"/>
+            <w:tcW w:type="dxa" w:w="1697"/>
           </w:tcPr>
           <w:p>
             <w:pPr>
@@ -1809,46 +1809,46 @@
         <w:tc>
           <w:tcPr>
             <w:vAlign w:val="center"/>
-            <w:tcW w:type="dxa" w:w="2293"/>
-          </w:tcPr>
-          <w:p>
-            <w:pPr>
-              <w:spacing w:before="20" w:after="20"/>
-              <w:jc w:val="center"/>
-            </w:pPr>
-            <w:r/>
-          </w:p>
-        </w:tc>
-        <w:tc>
-          <w:tcPr>
-            <w:vAlign w:val="center"/>
-            <w:tcW w:type="dxa" w:w="2151"/>
-          </w:tcPr>
-          <w:p>
-            <w:pPr>
-              <w:spacing w:before="20" w:after="20"/>
-              <w:jc w:val="center"/>
-            </w:pPr>
-            <w:r/>
-          </w:p>
-        </w:tc>
-        <w:tc>
-          <w:tcPr>
-            <w:vAlign w:val="center"/>
-            <w:tcW w:type="dxa" w:w="2542"/>
-          </w:tcPr>
-          <w:p>
-            <w:pPr>
-              <w:spacing w:before="20" w:after="20"/>
-              <w:jc w:val="center"/>
-            </w:pPr>
-            <w:r/>
-          </w:p>
-        </w:tc>
-        <w:tc>
-          <w:tcPr>
-            <w:vAlign w:val="center"/>
-            <w:tcW w:type="dxa" w:w="1802"/>
+            <w:tcW w:type="dxa" w:w="2470"/>
+          </w:tcPr>
+          <w:p>
+            <w:pPr>
+              <w:spacing w:before="20" w:after="20"/>
+              <w:jc w:val="center"/>
+            </w:pPr>
+            <w:r/>
+          </w:p>
+        </w:tc>
+        <w:tc>
+          <w:tcPr>
+            <w:vAlign w:val="center"/>
+            <w:tcW w:type="dxa" w:w="1575"/>
+          </w:tcPr>
+          <w:p>
+            <w:pPr>
+              <w:spacing w:before="20" w:after="20"/>
+              <w:jc w:val="center"/>
+            </w:pPr>
+            <w:r/>
+          </w:p>
+        </w:tc>
+        <w:tc>
+          <w:tcPr>
+            <w:vAlign w:val="center"/>
+            <w:tcW w:type="dxa" w:w="2742"/>
+          </w:tcPr>
+          <w:p>
+            <w:pPr>
+              <w:spacing w:before="20" w:after="20"/>
+              <w:jc w:val="center"/>
+            </w:pPr>
+            <w:r/>
+          </w:p>
+        </w:tc>
+        <w:tc>
+          <w:tcPr>
+            <w:vAlign w:val="center"/>
+            <w:tcW w:type="dxa" w:w="1980"/>
           </w:tcPr>
           <w:p>
             <w:pPr>
@@ -1864,7 +1864,7 @@
           <w:tcPr>
             <w:shd w:val="clear" w:color="auto" w:fill="F2F2F2"/>
             <w:vAlign w:val="center"/>
-            <w:tcW w:type="dxa" w:w="1676"/>
+            <w:tcW w:type="dxa" w:w="1697"/>
           </w:tcPr>
           <w:p>
             <w:pPr>
@@ -1888,7 +1888,7 @@
           <w:tcPr>
             <w:shd w:val="clear" w:color="auto" w:fill="F7FAFC"/>
             <w:vAlign w:val="center"/>
-            <w:tcW w:type="dxa" w:w="2293"/>
+            <w:tcW w:type="dxa" w:w="2470"/>
           </w:tcPr>
           <w:p>
             <w:pPr>
@@ -1902,7 +1902,7 @@
           <w:tcPr>
             <w:shd w:val="clear" w:color="auto" w:fill="F7FAFC"/>
             <w:vAlign w:val="center"/>
-            <w:tcW w:type="dxa" w:w="2151"/>
+            <w:tcW w:type="dxa" w:w="1575"/>
           </w:tcPr>
           <w:p>
             <w:pPr>
@@ -1916,7 +1916,7 @@
           <w:tcPr>
             <w:shd w:val="clear" w:color="auto" w:fill="F7FAFC"/>
             <w:vAlign w:val="center"/>
-            <w:tcW w:type="dxa" w:w="2542"/>
+            <w:tcW w:type="dxa" w:w="2742"/>
           </w:tcPr>
           <w:p>
             <w:pPr>
@@ -1930,7 +1930,7 @@
           <w:tcPr>
             <w:shd w:val="clear" w:color="auto" w:fill="F7FAFC"/>
             <w:vAlign w:val="center"/>
-            <w:tcW w:type="dxa" w:w="1802"/>
+            <w:tcW w:type="dxa" w:w="1980"/>
           </w:tcPr>
           <w:p>
             <w:pPr>
@@ -1946,7 +1946,7 @@
           <w:tcPr>
             <w:shd w:val="clear" w:color="auto" w:fill="F2F2F2"/>
             <w:vAlign w:val="center"/>
-            <w:tcW w:type="dxa" w:w="1676"/>
+            <w:tcW w:type="dxa" w:w="1697"/>
           </w:tcPr>
           <w:p>
             <w:pPr>
@@ -1969,46 +1969,46 @@
         <w:tc>
           <w:tcPr>
             <w:vAlign w:val="center"/>
-            <w:tcW w:type="dxa" w:w="2293"/>
-          </w:tcPr>
-          <w:p>
-            <w:pPr>
-              <w:spacing w:before="20" w:after="20"/>
-              <w:jc w:val="center"/>
-            </w:pPr>
-            <w:r/>
-          </w:p>
-        </w:tc>
-        <w:tc>
-          <w:tcPr>
-            <w:vAlign w:val="center"/>
-            <w:tcW w:type="dxa" w:w="2151"/>
-          </w:tcPr>
-          <w:p>
-            <w:pPr>
-              <w:spacing w:before="20" w:after="20"/>
-              <w:jc w:val="center"/>
-            </w:pPr>
-            <w:r/>
-          </w:p>
-        </w:tc>
-        <w:tc>
-          <w:tcPr>
-            <w:vAlign w:val="center"/>
-            <w:tcW w:type="dxa" w:w="2542"/>
-          </w:tcPr>
-          <w:p>
-            <w:pPr>
-              <w:spacing w:before="20" w:after="20"/>
-              <w:jc w:val="center"/>
-            </w:pPr>
-            <w:r/>
-          </w:p>
-        </w:tc>
-        <w:tc>
-          <w:tcPr>
-            <w:vAlign w:val="center"/>
-            <w:tcW w:type="dxa" w:w="1802"/>
+            <w:tcW w:type="dxa" w:w="2470"/>
+          </w:tcPr>
+          <w:p>
+            <w:pPr>
+              <w:spacing w:before="20" w:after="20"/>
+              <w:jc w:val="center"/>
+            </w:pPr>
+            <w:r/>
+          </w:p>
+        </w:tc>
+        <w:tc>
+          <w:tcPr>
+            <w:vAlign w:val="center"/>
+            <w:tcW w:type="dxa" w:w="1575"/>
+          </w:tcPr>
+          <w:p>
+            <w:pPr>
+              <w:spacing w:before="20" w:after="20"/>
+              <w:jc w:val="center"/>
+            </w:pPr>
+            <w:r/>
+          </w:p>
+        </w:tc>
+        <w:tc>
+          <w:tcPr>
+            <w:vAlign w:val="center"/>
+            <w:tcW w:type="dxa" w:w="2742"/>
+          </w:tcPr>
+          <w:p>
+            <w:pPr>
+              <w:spacing w:before="20" w:after="20"/>
+              <w:jc w:val="center"/>
+            </w:pPr>
+            <w:r/>
+          </w:p>
+        </w:tc>
+        <w:tc>
+          <w:tcPr>
+            <w:vAlign w:val="center"/>
+            <w:tcW w:type="dxa" w:w="1980"/>
           </w:tcPr>
           <w:p>
             <w:pPr>
@@ -2024,7 +2024,7 @@
           <w:tcPr>
             <w:shd w:val="clear" w:color="auto" w:fill="F2F2F2"/>
             <w:vAlign w:val="center"/>
-            <w:tcW w:type="dxa" w:w="1676"/>
+            <w:tcW w:type="dxa" w:w="1697"/>
           </w:tcPr>
           <w:p>
             <w:pPr>
@@ -2068,7 +2068,7 @@
           <w:tcPr>
             <w:shd w:val="clear" w:color="auto" w:fill="F7FAFC"/>
             <w:vAlign w:val="center"/>
-            <w:tcW w:type="dxa" w:w="2293"/>
+            <w:tcW w:type="dxa" w:w="2470"/>
           </w:tcPr>
           <w:p>
             <w:pPr>
@@ -2082,7 +2082,7 @@
           <w:tcPr>
             <w:shd w:val="clear" w:color="auto" w:fill="F7FAFC"/>
             <w:vAlign w:val="center"/>
-            <w:tcW w:type="dxa" w:w="2151"/>
+            <w:tcW w:type="dxa" w:w="1575"/>
           </w:tcPr>
           <w:p>
             <w:pPr>
@@ -2096,7 +2096,7 @@
           <w:tcPr>
             <w:shd w:val="clear" w:color="auto" w:fill="F7FAFC"/>
             <w:vAlign w:val="center"/>
-            <w:tcW w:type="dxa" w:w="2542"/>
+            <w:tcW w:type="dxa" w:w="2742"/>
           </w:tcPr>
           <w:p>
             <w:pPr>
@@ -2110,7 +2110,7 @@
           <w:tcPr>
             <w:shd w:val="clear" w:color="auto" w:fill="F7FAFC"/>
             <w:vAlign w:val="center"/>
-            <w:tcW w:type="dxa" w:w="1802"/>
+            <w:tcW w:type="dxa" w:w="1980"/>
           </w:tcPr>
           <w:p>
             <w:pPr>

--- a/deliverables/inland_transport_2026-10/docx/WHSOP_003_A02.docx
+++ b/deliverables/inland_transport_2026-10/docx/WHSOP_003_A02.docx
@@ -96,72 +96,56 @@
         <w:t xml:space="preserve">   —   Верзија | Version: DRAFT   ·   Датум на важност | Effective date: —</w:t>
       </w:r>
     </w:p>
-    <w:tbl>
-      <w:tblPr>
-        <w:tblLook w:firstColumn="1" w:firstRow="1" w:lastColumn="0" w:lastRow="0" w:noHBand="0" w:noVBand="1" w:val="04A0"/>
-        <w:tblLayout w:type="fixed"/>
-        <w:tblW w:type="dxa" w:w="10466"/>
-        <w:tblInd w:type="dxa" w:w="0"/>
+    <w:p>
+      <w:pPr>
+        <w:spacing w:before="0" w:after="0"/>
         <w:jc w:val="center"/>
-        <w:tblBorders>
-          <w:top w:val="single" w:sz="4" w:space="0" w:color="2B547E"/>
-          <w:left w:val="single" w:sz="4" w:space="0" w:color="2B547E"/>
-          <w:bottom w:val="single" w:sz="4" w:space="0" w:color="2B547E"/>
-          <w:right w:val="single" w:sz="4" w:space="0" w:color="2B547E"/>
-          <w:insideH w:val="single" w:sz="4" w:space="0" w:color="2B547E"/>
-          <w:insideV w:val="single" w:sz="4" w:space="0" w:color="2B547E"/>
-        </w:tblBorders>
-      </w:tblPr>
-      <w:tblGrid>
-        <w:gridCol w:w="10466"/>
-      </w:tblGrid>
-      <w:tr>
-        <w:tc>
-          <w:tcPr>
-            <w:shd w:val="clear" w:color="auto" w:fill="2B547E"/>
-            <w:vAlign w:val="center"/>
-            <w:tcW w:type="dxa" w:w="10466"/>
-          </w:tcPr>
-          <w:p>
-            <w:pPr>
-              <w:spacing w:before="20" w:after="20"/>
-              <w:jc w:val="center"/>
-            </w:pPr>
-            <w:r/>
-            <w:r>
-              <w:rPr>
-                <w:rFonts w:ascii="Calibri" w:hAnsi="Calibri"/>
-                <w:b/>
-                <w:i w:val="0"/>
-                <w:color w:val="FFFFFF"/>
-                <w:sz w:val="22"/>
-              </w:rPr>
-              <w:t>1 Примач на известувањето</w:t>
-            </w:r>
-            <w:r>
-              <w:rPr>
-                <w:rFonts w:ascii="Calibri" w:hAnsi="Calibri"/>
-                <w:b w:val="0"/>
-                <w:i w:val="0"/>
-                <w:color w:val="FFFFFF"/>
-                <w:sz w:val="18"/>
-              </w:rPr>
-              <w:t xml:space="preserve"> | </w:t>
-            </w:r>
-            <w:r>
-              <w:rPr>
-                <w:rFonts w:ascii="Calibri" w:hAnsi="Calibri"/>
-                <w:b w:val="0"/>
-                <w:i w:val="0"/>
-                <w:color w:val="FFFFFF"/>
-                <w:sz w:val="18"/>
-              </w:rPr>
-              <w:t>Addressee</w:t>
-            </w:r>
-          </w:p>
-        </w:tc>
-      </w:tr>
-    </w:tbl>
+        <w:keepNext/>
+        <w:pBdr>
+          <w:top w:val="single" w:sz="4" w:space="2" w:color="2B547E"/>
+          <w:left w:val="single" w:sz="4" w:space="4" w:color="2B547E"/>
+          <w:bottom w:val="single" w:sz="4" w:space="2" w:color="2B547E"/>
+          <w:right w:val="single" w:sz="4" w:space="4" w:color="2B547E"/>
+        </w:pBdr>
+        <w:shd w:val="clear" w:color="auto" w:fill="2B547E"/>
+      </w:pPr>
+      <w:r>
+        <w:rPr>
+          <w:rFonts w:ascii="Calibri" w:hAnsi="Calibri"/>
+          <w:b/>
+          <w:i w:val="0"/>
+          <w:color w:val="FFFFFF"/>
+          <w:sz w:val="22"/>
+        </w:rPr>
+        <w:t>1 Примач на известувањето</w:t>
+      </w:r>
+      <w:r>
+        <w:rPr>
+          <w:rFonts w:ascii="Calibri" w:hAnsi="Calibri"/>
+          <w:b w:val="0"/>
+          <w:i w:val="0"/>
+          <w:color w:val="FFFFFF"/>
+          <w:sz w:val="18"/>
+        </w:rPr>
+        <w:t xml:space="preserve"> | </w:t>
+      </w:r>
+      <w:r>
+        <w:rPr>
+          <w:rFonts w:ascii="Calibri" w:hAnsi="Calibri"/>
+          <w:b w:val="0"/>
+          <w:i w:val="0"/>
+          <w:color w:val="FFFFFF"/>
+          <w:sz w:val="18"/>
+        </w:rPr>
+        <w:t>Addressee</w:t>
+      </w:r>
+    </w:p>
+    <w:p>
+      <w:pPr>
+        <w:keepNext/>
+        <w:spacing w:before="0" w:after="0" w:lineRule="exact" w:line="40"/>
+      </w:pPr>
+    </w:p>
     <w:tbl>
       <w:tblPr>
         <w:tblLook w:firstColumn="1" w:firstRow="1" w:lastColumn="0" w:lastRow="0" w:noHBand="0" w:noVBand="1" w:val="04A0"/>
@@ -183,6 +167,9 @@
         <w:gridCol w:w="8087"/>
       </w:tblGrid>
       <w:tr>
+        <w:trPr>
+          <w:cantSplit/>
+        </w:trPr>
         <w:tc>
           <w:tcPr>
             <w:gridSpan w:val="2"/>
@@ -191,6 +178,7 @@
           </w:tcPr>
           <w:p>
             <w:pPr>
+              <w:keepNext/>
               <w:spacing w:before="40" w:after="40"/>
               <w:jc w:val="left"/>
             </w:pPr>
@@ -228,6 +216,7 @@
           </w:p>
           <w:p>
             <w:pPr>
+              <w:keepNext/>
               <w:spacing w:before="20" w:after="40"/>
               <w:jc w:val="both"/>
             </w:pPr>
@@ -265,6 +254,9 @@
         </w:tc>
       </w:tr>
       <w:tr>
+        <w:trPr>
+          <w:cantSplit/>
+        </w:trPr>
         <w:tc>
           <w:tcPr>
             <w:shd w:val="clear" w:color="auto" w:fill="F2F2F2"/>
@@ -273,6 +265,7 @@
           </w:tcPr>
           <w:p>
             <w:pPr>
+              <w:keepNext/>
               <w:spacing w:before="20" w:after="20"/>
               <w:jc w:val="left"/>
             </w:pPr>
@@ -316,6 +309,7 @@
           </w:tcPr>
           <w:p>
             <w:pPr>
+              <w:keepNext/>
               <w:spacing w:before="20" w:after="20"/>
               <w:jc w:val="center"/>
             </w:pPr>
@@ -324,6 +318,9 @@
         </w:tc>
       </w:tr>
       <w:tr>
+        <w:trPr>
+          <w:cantSplit/>
+        </w:trPr>
         <w:tc>
           <w:tcPr>
             <w:shd w:val="clear" w:color="auto" w:fill="F2F2F2"/>
@@ -332,6 +329,7 @@
           </w:tcPr>
           <w:p>
             <w:pPr>
+              <w:keepNext/>
               <w:spacing w:before="20" w:after="20"/>
               <w:jc w:val="left"/>
             </w:pPr>
@@ -375,6 +373,7 @@
           </w:tcPr>
           <w:p>
             <w:pPr>
+              <w:keepNext/>
               <w:spacing w:before="20" w:after="20"/>
               <w:jc w:val="center"/>
             </w:pPr>
@@ -393,6 +392,9 @@
         </w:tc>
       </w:tr>
       <w:tr>
+        <w:trPr>
+          <w:cantSplit/>
+        </w:trPr>
         <w:tc>
           <w:tcPr>
             <w:shd w:val="clear" w:color="auto" w:fill="F2F2F2"/>
@@ -401,6 +403,7 @@
           </w:tcPr>
           <w:p>
             <w:pPr>
+              <w:keepNext/>
               <w:spacing w:before="20" w:after="20"/>
               <w:jc w:val="left"/>
             </w:pPr>
@@ -444,6 +447,7 @@
           </w:tcPr>
           <w:p>
             <w:pPr>
+              <w:keepNext/>
               <w:spacing w:before="20" w:after="20"/>
               <w:jc w:val="center"/>
             </w:pPr>
@@ -452,6 +456,9 @@
         </w:tc>
       </w:tr>
       <w:tr>
+        <w:trPr>
+          <w:cantSplit/>
+        </w:trPr>
         <w:tc>
           <w:tcPr>
             <w:shd w:val="clear" w:color="auto" w:fill="F2F2F2"/>
@@ -541,72 +548,62 @@
         </w:tc>
       </w:tr>
     </w:tbl>
-    <w:tbl>
-      <w:tblPr>
-        <w:tblLook w:firstColumn="1" w:firstRow="1" w:lastColumn="0" w:lastRow="0" w:noHBand="0" w:noVBand="1" w:val="04A0"/>
-        <w:tblLayout w:type="fixed"/>
-        <w:tblW w:type="dxa" w:w="10466"/>
-        <w:tblInd w:type="dxa" w:w="0"/>
+    <w:p>
+      <w:pPr>
+        <w:keepNext/>
+        <w:spacing w:before="0" w:after="0" w:lineRule="exact" w:line="240"/>
+      </w:pPr>
+    </w:p>
+    <w:p>
+      <w:pPr>
+        <w:spacing w:before="0" w:after="0"/>
         <w:jc w:val="center"/>
-        <w:tblBorders>
-          <w:top w:val="single" w:sz="4" w:space="0" w:color="2B547E"/>
-          <w:left w:val="single" w:sz="4" w:space="0" w:color="2B547E"/>
-          <w:bottom w:val="single" w:sz="4" w:space="0" w:color="2B547E"/>
-          <w:right w:val="single" w:sz="4" w:space="0" w:color="2B547E"/>
-          <w:insideH w:val="single" w:sz="4" w:space="0" w:color="2B547E"/>
-          <w:insideV w:val="single" w:sz="4" w:space="0" w:color="2B547E"/>
-        </w:tblBorders>
-      </w:tblPr>
-      <w:tblGrid>
-        <w:gridCol w:w="10466"/>
-      </w:tblGrid>
-      <w:tr>
-        <w:tc>
-          <w:tcPr>
-            <w:shd w:val="clear" w:color="auto" w:fill="2B547E"/>
-            <w:vAlign w:val="center"/>
-            <w:tcW w:type="dxa" w:w="10466"/>
-          </w:tcPr>
-          <w:p>
-            <w:pPr>
-              <w:spacing w:before="20" w:after="20"/>
-              <w:jc w:val="center"/>
-            </w:pPr>
-            <w:r/>
-            <w:r>
-              <w:rPr>
-                <w:rFonts w:ascii="Calibri" w:hAnsi="Calibri"/>
-                <w:b/>
-                <w:i w:val="0"/>
-                <w:color w:val="FFFFFF"/>
-                <w:sz w:val="22"/>
-              </w:rPr>
-              <w:t>2 Испраќач</w:t>
-            </w:r>
-            <w:r>
-              <w:rPr>
-                <w:rFonts w:ascii="Calibri" w:hAnsi="Calibri"/>
-                <w:b w:val="0"/>
-                <w:i w:val="0"/>
-                <w:color w:val="FFFFFF"/>
-                <w:sz w:val="18"/>
-              </w:rPr>
-              <w:t xml:space="preserve"> | </w:t>
-            </w:r>
-            <w:r>
-              <w:rPr>
-                <w:rFonts w:ascii="Calibri" w:hAnsi="Calibri"/>
-                <w:b w:val="0"/>
-                <w:i w:val="0"/>
-                <w:color w:val="FFFFFF"/>
-                <w:sz w:val="18"/>
-              </w:rPr>
-              <w:t>Consignor</w:t>
-            </w:r>
-          </w:p>
-        </w:tc>
-      </w:tr>
-    </w:tbl>
+        <w:keepNext/>
+        <w:pBdr>
+          <w:top w:val="single" w:sz="4" w:space="2" w:color="2B547E"/>
+          <w:left w:val="single" w:sz="4" w:space="4" w:color="2B547E"/>
+          <w:bottom w:val="single" w:sz="4" w:space="2" w:color="2B547E"/>
+          <w:right w:val="single" w:sz="4" w:space="4" w:color="2B547E"/>
+        </w:pBdr>
+        <w:shd w:val="clear" w:color="auto" w:fill="2B547E"/>
+      </w:pPr>
+      <w:r>
+        <w:rPr>
+          <w:rFonts w:ascii="Calibri" w:hAnsi="Calibri"/>
+          <w:b/>
+          <w:i w:val="0"/>
+          <w:color w:val="FFFFFF"/>
+          <w:sz w:val="22"/>
+        </w:rPr>
+        <w:t>2 Испраќач</w:t>
+      </w:r>
+      <w:r>
+        <w:rPr>
+          <w:rFonts w:ascii="Calibri" w:hAnsi="Calibri"/>
+          <w:b w:val="0"/>
+          <w:i w:val="0"/>
+          <w:color w:val="FFFFFF"/>
+          <w:sz w:val="18"/>
+        </w:rPr>
+        <w:t xml:space="preserve"> | </w:t>
+      </w:r>
+      <w:r>
+        <w:rPr>
+          <w:rFonts w:ascii="Calibri" w:hAnsi="Calibri"/>
+          <w:b w:val="0"/>
+          <w:i w:val="0"/>
+          <w:color w:val="FFFFFF"/>
+          <w:sz w:val="18"/>
+        </w:rPr>
+        <w:t>Consignor</w:t>
+      </w:r>
+    </w:p>
+    <w:p>
+      <w:pPr>
+        <w:keepNext/>
+        <w:spacing w:before="0" w:after="0" w:lineRule="exact" w:line="40"/>
+      </w:pPr>
+    </w:p>
     <w:tbl>
       <w:tblPr>
         <w:tblLook w:firstColumn="1" w:firstRow="1" w:lastColumn="0" w:lastRow="0" w:noHBand="0" w:noVBand="1" w:val="04A0"/>
@@ -628,6 +625,9 @@
         <w:gridCol w:w="7089"/>
       </w:tblGrid>
       <w:tr>
+        <w:trPr>
+          <w:cantSplit/>
+        </w:trPr>
         <w:tc>
           <w:tcPr>
             <w:shd w:val="clear" w:color="auto" w:fill="F2F2F2"/>
@@ -636,6 +636,7 @@
           </w:tcPr>
           <w:p>
             <w:pPr>
+              <w:keepNext/>
               <w:spacing w:before="20" w:after="20"/>
               <w:jc w:val="left"/>
             </w:pPr>
@@ -679,6 +680,7 @@
           </w:tcPr>
           <w:p>
             <w:pPr>
+              <w:keepNext/>
               <w:spacing w:before="20" w:after="20"/>
               <w:jc w:val="center"/>
             </w:pPr>
@@ -717,6 +719,9 @@
         </w:tc>
       </w:tr>
       <w:tr>
+        <w:trPr>
+          <w:cantSplit/>
+        </w:trPr>
         <w:tc>
           <w:tcPr>
             <w:shd w:val="clear" w:color="auto" w:fill="F2F2F2"/>
@@ -725,6 +730,7 @@
           </w:tcPr>
           <w:p>
             <w:pPr>
+              <w:keepNext/>
               <w:spacing w:before="20" w:after="20"/>
               <w:jc w:val="left"/>
             </w:pPr>
@@ -768,6 +774,7 @@
           </w:tcPr>
           <w:p>
             <w:pPr>
+              <w:keepNext/>
               <w:spacing w:before="20" w:after="20"/>
               <w:jc w:val="center"/>
             </w:pPr>
@@ -806,6 +813,9 @@
         </w:tc>
       </w:tr>
       <w:tr>
+        <w:trPr>
+          <w:cantSplit/>
+        </w:trPr>
         <w:tc>
           <w:tcPr>
             <w:shd w:val="clear" w:color="auto" w:fill="F2F2F2"/>
@@ -814,6 +824,7 @@
           </w:tcPr>
           <w:p>
             <w:pPr>
+              <w:keepNext/>
               <w:spacing w:before="20" w:after="20"/>
               <w:jc w:val="left"/>
             </w:pPr>
@@ -857,6 +868,7 @@
           </w:tcPr>
           <w:p>
             <w:pPr>
+              <w:keepNext/>
               <w:spacing w:before="20" w:after="20"/>
               <w:jc w:val="center"/>
             </w:pPr>
@@ -865,6 +877,9 @@
         </w:tc>
       </w:tr>
       <w:tr>
+        <w:trPr>
+          <w:cantSplit/>
+        </w:trPr>
         <w:tc>
           <w:tcPr>
             <w:shd w:val="clear" w:color="auto" w:fill="F2F2F2"/>
@@ -924,72 +939,62 @@
         </w:tc>
       </w:tr>
     </w:tbl>
-    <w:tbl>
-      <w:tblPr>
-        <w:tblLook w:firstColumn="1" w:firstRow="1" w:lastColumn="0" w:lastRow="0" w:noHBand="0" w:noVBand="1" w:val="04A0"/>
-        <w:tblLayout w:type="fixed"/>
-        <w:tblW w:type="dxa" w:w="10466"/>
-        <w:tblInd w:type="dxa" w:w="0"/>
+    <w:p>
+      <w:pPr>
+        <w:keepNext/>
+        <w:spacing w:before="0" w:after="0" w:lineRule="exact" w:line="240"/>
+      </w:pPr>
+    </w:p>
+    <w:p>
+      <w:pPr>
+        <w:spacing w:before="0" w:after="0"/>
         <w:jc w:val="center"/>
-        <w:tblBorders>
-          <w:top w:val="single" w:sz="4" w:space="0" w:color="2B547E"/>
-          <w:left w:val="single" w:sz="4" w:space="0" w:color="2B547E"/>
-          <w:bottom w:val="single" w:sz="4" w:space="0" w:color="2B547E"/>
-          <w:right w:val="single" w:sz="4" w:space="0" w:color="2B547E"/>
-          <w:insideH w:val="single" w:sz="4" w:space="0" w:color="2B547E"/>
-          <w:insideV w:val="single" w:sz="4" w:space="0" w:color="2B547E"/>
-        </w:tblBorders>
-      </w:tblPr>
-      <w:tblGrid>
-        <w:gridCol w:w="10466"/>
-      </w:tblGrid>
-      <w:tr>
-        <w:tc>
-          <w:tcPr>
-            <w:shd w:val="clear" w:color="auto" w:fill="2B547E"/>
-            <w:vAlign w:val="center"/>
-            <w:tcW w:type="dxa" w:w="10466"/>
-          </w:tcPr>
-          <w:p>
-            <w:pPr>
-              <w:spacing w:before="20" w:after="20"/>
-              <w:jc w:val="center"/>
-            </w:pPr>
-            <w:r/>
-            <w:r>
-              <w:rPr>
-                <w:rFonts w:ascii="Calibri" w:hAnsi="Calibri"/>
-                <w:b/>
-                <w:i w:val="0"/>
-                <w:color w:val="FFFFFF"/>
-                <w:sz w:val="22"/>
-              </w:rPr>
-              <w:t>3 Транспорт</w:t>
-            </w:r>
-            <w:r>
-              <w:rPr>
-                <w:rFonts w:ascii="Calibri" w:hAnsi="Calibri"/>
-                <w:b w:val="0"/>
-                <w:i w:val="0"/>
-                <w:color w:val="FFFFFF"/>
-                <w:sz w:val="18"/>
-              </w:rPr>
-              <w:t xml:space="preserve"> | </w:t>
-            </w:r>
-            <w:r>
-              <w:rPr>
-                <w:rFonts w:ascii="Calibri" w:hAnsi="Calibri"/>
-                <w:b w:val="0"/>
-                <w:i w:val="0"/>
-                <w:color w:val="FFFFFF"/>
-                <w:sz w:val="18"/>
-              </w:rPr>
-              <w:t>Transport</w:t>
-            </w:r>
-          </w:p>
-        </w:tc>
-      </w:tr>
-    </w:tbl>
+        <w:keepNext/>
+        <w:pBdr>
+          <w:top w:val="single" w:sz="4" w:space="2" w:color="2B547E"/>
+          <w:left w:val="single" w:sz="4" w:space="4" w:color="2B547E"/>
+          <w:bottom w:val="single" w:sz="4" w:space="2" w:color="2B547E"/>
+          <w:right w:val="single" w:sz="4" w:space="4" w:color="2B547E"/>
+        </w:pBdr>
+        <w:shd w:val="clear" w:color="auto" w:fill="2B547E"/>
+      </w:pPr>
+      <w:r>
+        <w:rPr>
+          <w:rFonts w:ascii="Calibri" w:hAnsi="Calibri"/>
+          <w:b/>
+          <w:i w:val="0"/>
+          <w:color w:val="FFFFFF"/>
+          <w:sz w:val="22"/>
+        </w:rPr>
+        <w:t>3 Транспорт</w:t>
+      </w:r>
+      <w:r>
+        <w:rPr>
+          <w:rFonts w:ascii="Calibri" w:hAnsi="Calibri"/>
+          <w:b w:val="0"/>
+          <w:i w:val="0"/>
+          <w:color w:val="FFFFFF"/>
+          <w:sz w:val="18"/>
+        </w:rPr>
+        <w:t xml:space="preserve"> | </w:t>
+      </w:r>
+      <w:r>
+        <w:rPr>
+          <w:rFonts w:ascii="Calibri" w:hAnsi="Calibri"/>
+          <w:b w:val="0"/>
+          <w:i w:val="0"/>
+          <w:color w:val="FFFFFF"/>
+          <w:sz w:val="18"/>
+        </w:rPr>
+        <w:t>Transport</w:t>
+      </w:r>
+    </w:p>
+    <w:p>
+      <w:pPr>
+        <w:keepNext/>
+        <w:spacing w:before="0" w:after="0" w:lineRule="exact" w:line="40"/>
+      </w:pPr>
+    </w:p>
     <w:tbl>
       <w:tblPr>
         <w:jc w:val="center"/>
@@ -1013,6 +1018,9 @@
         <w:gridCol w:w="2715"/>
       </w:tblGrid>
       <w:tr>
+        <w:trPr>
+          <w:cantSplit/>
+        </w:trPr>
         <w:tc>
           <w:tcPr>
             <w:shd w:val="clear" w:color="auto" w:fill="F2F2F2"/>
@@ -1021,6 +1029,7 @@
           </w:tcPr>
           <w:p>
             <w:pPr>
+              <w:keepNext/>
               <w:spacing w:before="20" w:after="20"/>
               <w:jc w:val="left"/>
             </w:pPr>
@@ -1064,6 +1073,7 @@
           </w:tcPr>
           <w:p>
             <w:pPr>
+              <w:keepNext/>
               <w:spacing w:before="20" w:after="20"/>
               <w:jc w:val="center"/>
             </w:pPr>
@@ -1078,6 +1088,7 @@
           </w:tcPr>
           <w:p>
             <w:pPr>
+              <w:keepNext/>
               <w:spacing w:before="20" w:after="20"/>
               <w:jc w:val="left"/>
             </w:pPr>
@@ -1121,6 +1132,7 @@
           </w:tcPr>
           <w:p>
             <w:pPr>
+              <w:keepNext/>
               <w:spacing w:before="20" w:after="20"/>
               <w:jc w:val="center"/>
             </w:pPr>
@@ -1152,6 +1164,9 @@
         <w:gridCol w:w="2466"/>
       </w:tblGrid>
       <w:tr>
+        <w:trPr>
+          <w:cantSplit/>
+        </w:trPr>
         <w:tc>
           <w:tcPr>
             <w:shd w:val="clear" w:color="auto" w:fill="F2F2F2"/>
@@ -1160,6 +1175,7 @@
           </w:tcPr>
           <w:p>
             <w:pPr>
+              <w:keepNext/>
               <w:spacing w:before="20" w:after="20"/>
               <w:jc w:val="left"/>
             </w:pPr>
@@ -1203,6 +1219,7 @@
           </w:tcPr>
           <w:p>
             <w:pPr>
+              <w:keepNext/>
               <w:spacing w:before="20" w:after="20"/>
               <w:jc w:val="center"/>
             </w:pPr>
@@ -1217,6 +1234,7 @@
           </w:tcPr>
           <w:p>
             <w:pPr>
+              <w:keepNext/>
               <w:spacing w:before="20" w:after="20"/>
               <w:jc w:val="left"/>
             </w:pPr>
@@ -1260,6 +1278,7 @@
           </w:tcPr>
           <w:p>
             <w:pPr>
+              <w:keepNext/>
               <w:spacing w:before="20" w:after="20"/>
               <w:jc w:val="center"/>
             </w:pPr>
@@ -1291,6 +1310,9 @@
         <w:gridCol w:w="3056"/>
       </w:tblGrid>
       <w:tr>
+        <w:trPr>
+          <w:cantSplit/>
+        </w:trPr>
         <w:tc>
           <w:tcPr>
             <w:shd w:val="clear" w:color="auto" w:fill="F2F2F2"/>
@@ -1299,6 +1321,7 @@
           </w:tcPr>
           <w:p>
             <w:pPr>
+              <w:keepNext/>
               <w:spacing w:before="20" w:after="20"/>
               <w:jc w:val="left"/>
             </w:pPr>
@@ -1342,6 +1365,7 @@
           </w:tcPr>
           <w:p>
             <w:pPr>
+              <w:keepNext/>
               <w:spacing w:before="20" w:after="20"/>
               <w:jc w:val="center"/>
             </w:pPr>
@@ -1356,6 +1380,7 @@
           </w:tcPr>
           <w:p>
             <w:pPr>
+              <w:keepNext/>
               <w:spacing w:before="20" w:after="20"/>
               <w:jc w:val="left"/>
             </w:pPr>
@@ -1399,6 +1424,7 @@
           </w:tcPr>
           <w:p>
             <w:pPr>
+              <w:keepNext/>
               <w:spacing w:before="20" w:after="20"/>
               <w:jc w:val="center"/>
             </w:pPr>
@@ -1428,6 +1454,9 @@
         <w:gridCol w:w="9174"/>
       </w:tblGrid>
       <w:tr>
+        <w:trPr>
+          <w:cantSplit/>
+        </w:trPr>
         <w:tc>
           <w:tcPr>
             <w:shd w:val="clear" w:color="auto" w:fill="F2F2F2"/>
@@ -1487,72 +1516,62 @@
         </w:tc>
       </w:tr>
     </w:tbl>
-    <w:tbl>
-      <w:tblPr>
-        <w:tblLook w:firstColumn="1" w:firstRow="1" w:lastColumn="0" w:lastRow="0" w:noHBand="0" w:noVBand="1" w:val="04A0"/>
-        <w:tblLayout w:type="fixed"/>
-        <w:tblW w:type="dxa" w:w="10466"/>
-        <w:tblInd w:type="dxa" w:w="0"/>
+    <w:p>
+      <w:pPr>
+        <w:keepNext/>
+        <w:spacing w:before="0" w:after="0" w:lineRule="exact" w:line="240"/>
+      </w:pPr>
+    </w:p>
+    <w:p>
+      <w:pPr>
+        <w:spacing w:before="0" w:after="0"/>
         <w:jc w:val="center"/>
-        <w:tblBorders>
-          <w:top w:val="single" w:sz="4" w:space="0" w:color="2B547E"/>
-          <w:left w:val="single" w:sz="4" w:space="0" w:color="2B547E"/>
-          <w:bottom w:val="single" w:sz="4" w:space="0" w:color="2B547E"/>
-          <w:right w:val="single" w:sz="4" w:space="0" w:color="2B547E"/>
-          <w:insideH w:val="single" w:sz="4" w:space="0" w:color="2B547E"/>
-          <w:insideV w:val="single" w:sz="4" w:space="0" w:color="2B547E"/>
-        </w:tblBorders>
-      </w:tblPr>
-      <w:tblGrid>
-        <w:gridCol w:w="10466"/>
-      </w:tblGrid>
-      <w:tr>
-        <w:tc>
-          <w:tcPr>
-            <w:shd w:val="clear" w:color="auto" w:fill="2B547E"/>
-            <w:vAlign w:val="center"/>
-            <w:tcW w:type="dxa" w:w="10466"/>
-          </w:tcPr>
-          <w:p>
-            <w:pPr>
-              <w:spacing w:before="20" w:after="20"/>
-              <w:jc w:val="center"/>
-            </w:pPr>
-            <w:r/>
-            <w:r>
-              <w:rPr>
-                <w:rFonts w:ascii="Calibri" w:hAnsi="Calibri"/>
-                <w:b/>
-                <w:i w:val="0"/>
-                <w:color w:val="FFFFFF"/>
-                <w:sz w:val="22"/>
-              </w:rPr>
-              <w:t>4 Количина</w:t>
-            </w:r>
-            <w:r>
-              <w:rPr>
-                <w:rFonts w:ascii="Calibri" w:hAnsi="Calibri"/>
-                <w:b w:val="0"/>
-                <w:i w:val="0"/>
-                <w:color w:val="FFFFFF"/>
-                <w:sz w:val="18"/>
-              </w:rPr>
-              <w:t xml:space="preserve"> | </w:t>
-            </w:r>
-            <w:r>
-              <w:rPr>
-                <w:rFonts w:ascii="Calibri" w:hAnsi="Calibri"/>
-                <w:b w:val="0"/>
-                <w:i w:val="0"/>
-                <w:color w:val="FFFFFF"/>
-                <w:sz w:val="18"/>
-              </w:rPr>
-              <w:t>Quantity</w:t>
-            </w:r>
-          </w:p>
-        </w:tc>
-      </w:tr>
-    </w:tbl>
+        <w:keepNext/>
+        <w:pBdr>
+          <w:top w:val="single" w:sz="4" w:space="2" w:color="2B547E"/>
+          <w:left w:val="single" w:sz="4" w:space="4" w:color="2B547E"/>
+          <w:bottom w:val="single" w:sz="4" w:space="2" w:color="2B547E"/>
+          <w:right w:val="single" w:sz="4" w:space="4" w:color="2B547E"/>
+        </w:pBdr>
+        <w:shd w:val="clear" w:color="auto" w:fill="2B547E"/>
+      </w:pPr>
+      <w:r>
+        <w:rPr>
+          <w:rFonts w:ascii="Calibri" w:hAnsi="Calibri"/>
+          <w:b/>
+          <w:i w:val="0"/>
+          <w:color w:val="FFFFFF"/>
+          <w:sz w:val="22"/>
+        </w:rPr>
+        <w:t>4 Количина</w:t>
+      </w:r>
+      <w:r>
+        <w:rPr>
+          <w:rFonts w:ascii="Calibri" w:hAnsi="Calibri"/>
+          <w:b w:val="0"/>
+          <w:i w:val="0"/>
+          <w:color w:val="FFFFFF"/>
+          <w:sz w:val="18"/>
+        </w:rPr>
+        <w:t xml:space="preserve"> | </w:t>
+      </w:r>
+      <w:r>
+        <w:rPr>
+          <w:rFonts w:ascii="Calibri" w:hAnsi="Calibri"/>
+          <w:b w:val="0"/>
+          <w:i w:val="0"/>
+          <w:color w:val="FFFFFF"/>
+          <w:sz w:val="18"/>
+        </w:rPr>
+        <w:t>Quantity</w:t>
+      </w:r>
+    </w:p>
+    <w:p>
+      <w:pPr>
+        <w:keepNext/>
+        <w:spacing w:before="0" w:after="0" w:lineRule="exact" w:line="40"/>
+      </w:pPr>
+    </w:p>
     <w:tbl>
       <w:tblPr>
         <w:tblLook w:firstColumn="1" w:firstRow="1" w:lastColumn="0" w:lastRow="0" w:noHBand="0" w:noVBand="1" w:val="04A0"/>
@@ -1579,6 +1598,7 @@
       <w:tr>
         <w:trPr>
           <w:tblHeader w:val="true"/>
+          <w:cantSplit/>
         </w:trPr>
         <w:tc>
           <w:tcPr>
@@ -1588,6 +1608,7 @@
           </w:tcPr>
           <w:p>
             <w:pPr>
+              <w:keepNext/>
               <w:spacing w:before="20" w:after="20"/>
               <w:jc w:val="center"/>
             </w:pPr>
@@ -1612,6 +1633,7 @@
           </w:tcPr>
           <w:p>
             <w:pPr>
+              <w:keepNext/>
               <w:spacing w:before="20" w:after="20"/>
               <w:jc w:val="center"/>
             </w:pPr>
@@ -1656,6 +1678,7 @@
           </w:tcPr>
           <w:p>
             <w:pPr>
+              <w:keepNext/>
               <w:spacing w:before="20" w:after="20"/>
               <w:jc w:val="center"/>
             </w:pPr>
@@ -1700,6 +1723,7 @@
           </w:tcPr>
           <w:p>
             <w:pPr>
+              <w:keepNext/>
               <w:spacing w:before="20" w:after="20"/>
               <w:jc w:val="center"/>
             </w:pPr>
@@ -1744,6 +1768,7 @@
           </w:tcPr>
           <w:p>
             <w:pPr>
+              <w:keepNext/>
               <w:spacing w:before="20" w:after="20"/>
               <w:jc w:val="center"/>
             </w:pPr>
@@ -1782,6 +1807,9 @@
         </w:tc>
       </w:tr>
       <w:tr>
+        <w:trPr>
+          <w:cantSplit/>
+        </w:trPr>
         <w:tc>
           <w:tcPr>
             <w:shd w:val="clear" w:color="auto" w:fill="F2F2F2"/>
@@ -1790,6 +1818,7 @@
           </w:tcPr>
           <w:p>
             <w:pPr>
+              <w:keepNext/>
               <w:spacing w:before="20" w:after="20"/>
               <w:jc w:val="center"/>
             </w:pPr>
@@ -1813,6 +1842,7 @@
           </w:tcPr>
           <w:p>
             <w:pPr>
+              <w:keepNext/>
               <w:spacing w:before="20" w:after="20"/>
               <w:jc w:val="center"/>
             </w:pPr>
@@ -1826,6 +1856,7 @@
           </w:tcPr>
           <w:p>
             <w:pPr>
+              <w:keepNext/>
               <w:spacing w:before="20" w:after="20"/>
               <w:jc w:val="center"/>
             </w:pPr>
@@ -1839,6 +1870,7 @@
           </w:tcPr>
           <w:p>
             <w:pPr>
+              <w:keepNext/>
               <w:spacing w:before="20" w:after="20"/>
               <w:jc w:val="center"/>
             </w:pPr>
@@ -1852,6 +1884,7 @@
           </w:tcPr>
           <w:p>
             <w:pPr>
+              <w:keepNext/>
               <w:spacing w:before="20" w:after="20"/>
               <w:jc w:val="center"/>
             </w:pPr>
@@ -1860,6 +1893,9 @@
         </w:tc>
       </w:tr>
       <w:tr>
+        <w:trPr>
+          <w:cantSplit/>
+        </w:trPr>
         <w:tc>
           <w:tcPr>
             <w:shd w:val="clear" w:color="auto" w:fill="F2F2F2"/>
@@ -1868,6 +1904,7 @@
           </w:tcPr>
           <w:p>
             <w:pPr>
+              <w:keepNext/>
               <w:spacing w:before="20" w:after="20"/>
               <w:jc w:val="center"/>
             </w:pPr>
@@ -1892,6 +1929,7 @@
           </w:tcPr>
           <w:p>
             <w:pPr>
+              <w:keepNext/>
               <w:spacing w:before="20" w:after="20"/>
               <w:jc w:val="center"/>
             </w:pPr>
@@ -1906,6 +1944,7 @@
           </w:tcPr>
           <w:p>
             <w:pPr>
+              <w:keepNext/>
               <w:spacing w:before="20" w:after="20"/>
               <w:jc w:val="center"/>
             </w:pPr>
@@ -1920,6 +1959,7 @@
           </w:tcPr>
           <w:p>
             <w:pPr>
+              <w:keepNext/>
               <w:spacing w:before="20" w:after="20"/>
               <w:jc w:val="center"/>
             </w:pPr>
@@ -1934,6 +1974,7 @@
           </w:tcPr>
           <w:p>
             <w:pPr>
+              <w:keepNext/>
               <w:spacing w:before="20" w:after="20"/>
               <w:jc w:val="center"/>
             </w:pPr>
@@ -1942,6 +1983,9 @@
         </w:tc>
       </w:tr>
       <w:tr>
+        <w:trPr>
+          <w:cantSplit/>
+        </w:trPr>
         <w:tc>
           <w:tcPr>
             <w:shd w:val="clear" w:color="auto" w:fill="F2F2F2"/>
@@ -1950,6 +1994,7 @@
           </w:tcPr>
           <w:p>
             <w:pPr>
+              <w:keepNext/>
               <w:spacing w:before="20" w:after="20"/>
               <w:jc w:val="center"/>
             </w:pPr>
@@ -1973,6 +2018,7 @@
           </w:tcPr>
           <w:p>
             <w:pPr>
+              <w:keepNext/>
               <w:spacing w:before="20" w:after="20"/>
               <w:jc w:val="center"/>
             </w:pPr>
@@ -1986,6 +2032,7 @@
           </w:tcPr>
           <w:p>
             <w:pPr>
+              <w:keepNext/>
               <w:spacing w:before="20" w:after="20"/>
               <w:jc w:val="center"/>
             </w:pPr>
@@ -1999,6 +2046,7 @@
           </w:tcPr>
           <w:p>
             <w:pPr>
+              <w:keepNext/>
               <w:spacing w:before="20" w:after="20"/>
               <w:jc w:val="center"/>
             </w:pPr>
@@ -2012,6 +2060,7 @@
           </w:tcPr>
           <w:p>
             <w:pPr>
+              <w:keepNext/>
               <w:spacing w:before="20" w:after="20"/>
               <w:jc w:val="center"/>
             </w:pPr>
@@ -2020,6 +2069,9 @@
         </w:tc>
       </w:tr>
       <w:tr>
+        <w:trPr>
+          <w:cantSplit/>
+        </w:trPr>
         <w:tc>
           <w:tcPr>
             <w:shd w:val="clear" w:color="auto" w:fill="F2F2F2"/>
@@ -2122,13 +2174,69 @@
         </w:tc>
       </w:tr>
     </w:tbl>
+    <w:p>
+      <w:pPr>
+        <w:keepNext/>
+        <w:spacing w:before="0" w:after="0" w:lineRule="exact" w:line="240"/>
+      </w:pPr>
+    </w:p>
+    <w:p>
+      <w:pPr>
+        <w:spacing w:before="0" w:after="0"/>
+        <w:jc w:val="center"/>
+        <w:keepNext/>
+        <w:pBdr>
+          <w:top w:val="single" w:sz="4" w:space="2" w:color="2B547E"/>
+          <w:left w:val="single" w:sz="4" w:space="4" w:color="2B547E"/>
+          <w:bottom w:val="single" w:sz="4" w:space="2" w:color="2B547E"/>
+          <w:right w:val="single" w:sz="4" w:space="4" w:color="2B547E"/>
+        </w:pBdr>
+        <w:shd w:val="clear" w:color="auto" w:fill="2B547E"/>
+      </w:pPr>
+      <w:r>
+        <w:rPr>
+          <w:rFonts w:ascii="Calibri" w:hAnsi="Calibri"/>
+          <w:b/>
+          <w:i w:val="0"/>
+          <w:color w:val="FFFFFF"/>
+          <w:sz w:val="22"/>
+        </w:rPr>
+        <w:t>5 Превозник</w:t>
+      </w:r>
+      <w:r>
+        <w:rPr>
+          <w:rFonts w:ascii="Calibri" w:hAnsi="Calibri"/>
+          <w:b w:val="0"/>
+          <w:i w:val="0"/>
+          <w:color w:val="FFFFFF"/>
+          <w:sz w:val="18"/>
+        </w:rPr>
+        <w:t xml:space="preserve"> | </w:t>
+      </w:r>
+      <w:r>
+        <w:rPr>
+          <w:rFonts w:ascii="Calibri" w:hAnsi="Calibri"/>
+          <w:b w:val="0"/>
+          <w:i w:val="0"/>
+          <w:color w:val="FFFFFF"/>
+          <w:sz w:val="18"/>
+        </w:rPr>
+        <w:t>Carrier</w:t>
+      </w:r>
+    </w:p>
+    <w:p>
+      <w:pPr>
+        <w:keepNext/>
+        <w:spacing w:before="0" w:after="0" w:lineRule="exact" w:line="40"/>
+      </w:pPr>
+    </w:p>
     <w:tbl>
       <w:tblPr>
+        <w:jc w:val="center"/>
         <w:tblLook w:firstColumn="1" w:firstRow="1" w:lastColumn="0" w:lastRow="0" w:noHBand="0" w:noVBand="1" w:val="04A0"/>
         <w:tblLayout w:type="fixed"/>
-        <w:tblW w:type="dxa" w:w="10466"/>
+        <w:tblW w:type="pct" w:w="5000"/>
         <w:tblInd w:type="dxa" w:w="0"/>
-        <w:jc w:val="center"/>
         <w:tblBorders>
           <w:top w:val="single" w:sz="4" w:space="0" w:color="2B547E"/>
           <w:left w:val="single" w:sz="4" w:space="0" w:color="2B547E"/>
@@ -2139,19 +2247,26 @@
         </w:tblBorders>
       </w:tblPr>
       <w:tblGrid>
-        <w:gridCol w:w="10466"/>
+        <w:gridCol w:w="3288"/>
+        <w:gridCol w:w="1944"/>
+        <w:gridCol w:w="3288"/>
+        <w:gridCol w:w="1944"/>
       </w:tblGrid>
       <w:tr>
-        <w:tc>
-          <w:tcPr>
-            <w:shd w:val="clear" w:color="auto" w:fill="2B547E"/>
-            <w:vAlign w:val="center"/>
-            <w:tcW w:type="dxa" w:w="10466"/>
-          </w:tcPr>
-          <w:p>
-            <w:pPr>
-              <w:spacing w:before="20" w:after="20"/>
-              <w:jc w:val="center"/>
+        <w:trPr>
+          <w:cantSplit/>
+        </w:trPr>
+        <w:tc>
+          <w:tcPr>
+            <w:shd w:val="clear" w:color="auto" w:fill="F2F2F2"/>
+            <w:vAlign w:val="center"/>
+            <w:tcW w:type="pct" w:w="1570"/>
+          </w:tcPr>
+          <w:p>
+            <w:pPr>
+              <w:keepNext/>
+              <w:spacing w:before="20" w:after="20"/>
+              <w:jc w:val="left"/>
             </w:pPr>
             <w:r/>
             <w:r>
@@ -2159,18 +2274,18 @@
                 <w:rFonts w:ascii="Calibri" w:hAnsi="Calibri"/>
                 <w:b/>
                 <w:i w:val="0"/>
-                <w:color w:val="FFFFFF"/>
-                <w:sz w:val="22"/>
-              </w:rPr>
-              <w:t>5 Превозник</w:t>
-            </w:r>
-            <w:r>
-              <w:rPr>
-                <w:rFonts w:ascii="Calibri" w:hAnsi="Calibri"/>
-                <w:b w:val="0"/>
-                <w:i w:val="0"/>
-                <w:color w:val="FFFFFF"/>
-                <w:sz w:val="18"/>
+                <w:color w:val="000000"/>
+                <w:sz w:val="20"/>
+              </w:rPr>
+              <w:t>Обезбедувачка компанија</w:t>
+            </w:r>
+            <w:r>
+              <w:rPr>
+                <w:rFonts w:ascii="Calibri" w:hAnsi="Calibri"/>
+                <w:b w:val="0"/>
+                <w:i w:val="0"/>
+                <w:color w:val="000000"/>
+                <w:sz w:val="16"/>
               </w:rPr>
               <w:t xml:space="preserve"> | </w:t>
             </w:r>
@@ -2179,11 +2294,84 @@
                 <w:rFonts w:ascii="Calibri" w:hAnsi="Calibri"/>
                 <w:b w:val="0"/>
                 <w:i w:val="0"/>
-                <w:color w:val="FFFFFF"/>
-                <w:sz w:val="18"/>
-              </w:rPr>
-              <w:t>Carrier</w:t>
-            </w:r>
+                <w:color w:val="000000"/>
+                <w:sz w:val="16"/>
+              </w:rPr>
+              <w:t>Security company</w:t>
+            </w:r>
+          </w:p>
+        </w:tc>
+        <w:tc>
+          <w:tcPr>
+            <w:vAlign w:val="center"/>
+            <w:tcW w:type="pct" w:w="929"/>
+          </w:tcPr>
+          <w:p>
+            <w:pPr>
+              <w:keepNext/>
+              <w:spacing w:before="20" w:after="20"/>
+              <w:jc w:val="center"/>
+            </w:pPr>
+            <w:r/>
+          </w:p>
+        </w:tc>
+        <w:tc>
+          <w:tcPr>
+            <w:shd w:val="clear" w:color="auto" w:fill="F2F2F2"/>
+            <w:vAlign w:val="center"/>
+            <w:tcW w:type="pct" w:w="1570"/>
+          </w:tcPr>
+          <w:p>
+            <w:pPr>
+              <w:keepNext/>
+              <w:spacing w:before="20" w:after="20"/>
+              <w:jc w:val="left"/>
+            </w:pPr>
+            <w:r/>
+            <w:r>
+              <w:rPr>
+                <w:rFonts w:ascii="Calibri" w:hAnsi="Calibri"/>
+                <w:b/>
+                <w:i w:val="0"/>
+                <w:color w:val="000000"/>
+                <w:sz w:val="20"/>
+              </w:rPr>
+              <w:t>Регистарски број на возилото</w:t>
+            </w:r>
+            <w:r>
+              <w:rPr>
+                <w:rFonts w:ascii="Calibri" w:hAnsi="Calibri"/>
+                <w:b w:val="0"/>
+                <w:i w:val="0"/>
+                <w:color w:val="000000"/>
+                <w:sz w:val="16"/>
+              </w:rPr>
+              <w:t xml:space="preserve"> | </w:t>
+            </w:r>
+            <w:r>
+              <w:rPr>
+                <w:rFonts w:ascii="Calibri" w:hAnsi="Calibri"/>
+                <w:b w:val="0"/>
+                <w:i w:val="0"/>
+                <w:color w:val="000000"/>
+                <w:sz w:val="16"/>
+              </w:rPr>
+              <w:t>Vehicle registration</w:t>
+            </w:r>
+          </w:p>
+        </w:tc>
+        <w:tc>
+          <w:tcPr>
+            <w:vAlign w:val="center"/>
+            <w:tcW w:type="pct" w:w="929"/>
+          </w:tcPr>
+          <w:p>
+            <w:pPr>
+              <w:keepNext/>
+              <w:spacing w:before="20" w:after="20"/>
+              <w:jc w:val="center"/>
+            </w:pPr>
+            <w:r/>
           </w:p>
         </w:tc>
       </w:tr>
@@ -2211,6 +2399,9 @@
         <w:gridCol w:w="1944"/>
       </w:tblGrid>
       <w:tr>
+        <w:trPr>
+          <w:cantSplit/>
+        </w:trPr>
         <w:tc>
           <w:tcPr>
             <w:shd w:val="clear" w:color="auto" w:fill="F2F2F2"/>
@@ -2219,6 +2410,7 @@
           </w:tcPr>
           <w:p>
             <w:pPr>
+              <w:keepNext/>
               <w:spacing w:before="20" w:after="20"/>
               <w:jc w:val="left"/>
             </w:pPr>
@@ -2231,7 +2423,7 @@
                 <w:color w:val="000000"/>
                 <w:sz w:val="20"/>
               </w:rPr>
-              <w:t>Обезбедувачка компанија</w:t>
+              <w:t>Возач 1 (име, лична карта)</w:t>
             </w:r>
             <w:r>
               <w:rPr>
@@ -2251,7 +2443,7 @@
                 <w:color w:val="000000"/>
                 <w:sz w:val="16"/>
               </w:rPr>
-              <w:t>Security company</w:t>
+              <w:t>Driver 1 (name, ID)</w:t>
             </w:r>
           </w:p>
         </w:tc>
@@ -2262,6 +2454,7 @@
           </w:tcPr>
           <w:p>
             <w:pPr>
+              <w:keepNext/>
               <w:spacing w:before="20" w:after="20"/>
               <w:jc w:val="center"/>
             </w:pPr>
@@ -2276,6 +2469,7 @@
           </w:tcPr>
           <w:p>
             <w:pPr>
+              <w:keepNext/>
               <w:spacing w:before="20" w:after="20"/>
               <w:jc w:val="left"/>
             </w:pPr>
@@ -2288,7 +2482,7 @@
                 <w:color w:val="000000"/>
                 <w:sz w:val="20"/>
               </w:rPr>
-              <w:t>Регистарски број на возилото</w:t>
+              <w:t>Возач 2 (име, лична карта)</w:t>
             </w:r>
             <w:r>
               <w:rPr>
@@ -2308,7 +2502,7 @@
                 <w:color w:val="000000"/>
                 <w:sz w:val="16"/>
               </w:rPr>
-              <w:t>Vehicle registration</w:t>
+              <w:t>Driver 2 (name, ID)</w:t>
             </w:r>
           </w:p>
         </w:tc>
@@ -2319,145 +2513,7 @@
           </w:tcPr>
           <w:p>
             <w:pPr>
-              <w:spacing w:before="20" w:after="20"/>
-              <w:jc w:val="center"/>
-            </w:pPr>
-            <w:r/>
-          </w:p>
-        </w:tc>
-      </w:tr>
-    </w:tbl>
-    <w:tbl>
-      <w:tblPr>
-        <w:jc w:val="center"/>
-        <w:tblLook w:firstColumn="1" w:firstRow="1" w:lastColumn="0" w:lastRow="0" w:noHBand="0" w:noVBand="1" w:val="04A0"/>
-        <w:tblLayout w:type="fixed"/>
-        <w:tblW w:type="pct" w:w="5000"/>
-        <w:tblInd w:type="dxa" w:w="0"/>
-        <w:tblBorders>
-          <w:top w:val="single" w:sz="4" w:space="0" w:color="2B547E"/>
-          <w:left w:val="single" w:sz="4" w:space="0" w:color="2B547E"/>
-          <w:bottom w:val="single" w:sz="4" w:space="0" w:color="2B547E"/>
-          <w:right w:val="single" w:sz="4" w:space="0" w:color="2B547E"/>
-          <w:insideH w:val="single" w:sz="4" w:space="0" w:color="2B547E"/>
-          <w:insideV w:val="single" w:sz="4" w:space="0" w:color="2B547E"/>
-        </w:tblBorders>
-      </w:tblPr>
-      <w:tblGrid>
-        <w:gridCol w:w="3288"/>
-        <w:gridCol w:w="1944"/>
-        <w:gridCol w:w="3288"/>
-        <w:gridCol w:w="1944"/>
-      </w:tblGrid>
-      <w:tr>
-        <w:tc>
-          <w:tcPr>
-            <w:shd w:val="clear" w:color="auto" w:fill="F2F2F2"/>
-            <w:vAlign w:val="center"/>
-            <w:tcW w:type="pct" w:w="1570"/>
-          </w:tcPr>
-          <w:p>
-            <w:pPr>
-              <w:spacing w:before="20" w:after="20"/>
-              <w:jc w:val="left"/>
-            </w:pPr>
-            <w:r/>
-            <w:r>
-              <w:rPr>
-                <w:rFonts w:ascii="Calibri" w:hAnsi="Calibri"/>
-                <w:b/>
-                <w:i w:val="0"/>
-                <w:color w:val="000000"/>
-                <w:sz w:val="20"/>
-              </w:rPr>
-              <w:t>Возач 1 (име, лична карта)</w:t>
-            </w:r>
-            <w:r>
-              <w:rPr>
-                <w:rFonts w:ascii="Calibri" w:hAnsi="Calibri"/>
-                <w:b w:val="0"/>
-                <w:i w:val="0"/>
-                <w:color w:val="000000"/>
-                <w:sz w:val="16"/>
-              </w:rPr>
-              <w:t xml:space="preserve"> | </w:t>
-            </w:r>
-            <w:r>
-              <w:rPr>
-                <w:rFonts w:ascii="Calibri" w:hAnsi="Calibri"/>
-                <w:b w:val="0"/>
-                <w:i w:val="0"/>
-                <w:color w:val="000000"/>
-                <w:sz w:val="16"/>
-              </w:rPr>
-              <w:t>Driver 1 (name, ID)</w:t>
-            </w:r>
-          </w:p>
-        </w:tc>
-        <w:tc>
-          <w:tcPr>
-            <w:vAlign w:val="center"/>
-            <w:tcW w:type="pct" w:w="929"/>
-          </w:tcPr>
-          <w:p>
-            <w:pPr>
-              <w:spacing w:before="20" w:after="20"/>
-              <w:jc w:val="center"/>
-            </w:pPr>
-            <w:r/>
-          </w:p>
-        </w:tc>
-        <w:tc>
-          <w:tcPr>
-            <w:shd w:val="clear" w:color="auto" w:fill="F2F2F2"/>
-            <w:vAlign w:val="center"/>
-            <w:tcW w:type="pct" w:w="1570"/>
-          </w:tcPr>
-          <w:p>
-            <w:pPr>
-              <w:spacing w:before="20" w:after="20"/>
-              <w:jc w:val="left"/>
-            </w:pPr>
-            <w:r/>
-            <w:r>
-              <w:rPr>
-                <w:rFonts w:ascii="Calibri" w:hAnsi="Calibri"/>
-                <w:b/>
-                <w:i w:val="0"/>
-                <w:color w:val="000000"/>
-                <w:sz w:val="20"/>
-              </w:rPr>
-              <w:t>Возач 2 (име, лична карта)</w:t>
-            </w:r>
-            <w:r>
-              <w:rPr>
-                <w:rFonts w:ascii="Calibri" w:hAnsi="Calibri"/>
-                <w:b w:val="0"/>
-                <w:i w:val="0"/>
-                <w:color w:val="000000"/>
-                <w:sz w:val="16"/>
-              </w:rPr>
-              <w:t xml:space="preserve"> | </w:t>
-            </w:r>
-            <w:r>
-              <w:rPr>
-                <w:rFonts w:ascii="Calibri" w:hAnsi="Calibri"/>
-                <w:b w:val="0"/>
-                <w:i w:val="0"/>
-                <w:color w:val="000000"/>
-                <w:sz w:val="16"/>
-              </w:rPr>
-              <w:t>Driver 2 (name, ID)</w:t>
-            </w:r>
-          </w:p>
-        </w:tc>
-        <w:tc>
-          <w:tcPr>
-            <w:vAlign w:val="center"/>
-            <w:tcW w:type="pct" w:w="929"/>
-          </w:tcPr>
-          <w:p>
-            <w:pPr>
+              <w:keepNext/>
               <w:spacing w:before="20" w:after="20"/>
               <w:jc w:val="center"/>
             </w:pPr>
@@ -2487,6 +2543,9 @@
         <w:gridCol w:w="7813"/>
       </w:tblGrid>
       <w:tr>
+        <w:trPr>
+          <w:cantSplit/>
+        </w:trPr>
         <w:tc>
           <w:tcPr>
             <w:shd w:val="clear" w:color="auto" w:fill="F2F2F2"/>
@@ -2546,72 +2605,62 @@
         </w:tc>
       </w:tr>
     </w:tbl>
-    <w:tbl>
-      <w:tblPr>
-        <w:tblLook w:firstColumn="1" w:firstRow="1" w:lastColumn="0" w:lastRow="0" w:noHBand="0" w:noVBand="1" w:val="04A0"/>
-        <w:tblLayout w:type="fixed"/>
-        <w:tblW w:type="dxa" w:w="10466"/>
-        <w:tblInd w:type="dxa" w:w="0"/>
+    <w:p>
+      <w:pPr>
+        <w:keepNext/>
+        <w:spacing w:before="0" w:after="0" w:lineRule="exact" w:line="240"/>
+      </w:pPr>
+    </w:p>
+    <w:p>
+      <w:pPr>
+        <w:spacing w:before="0" w:after="0"/>
         <w:jc w:val="center"/>
-        <w:tblBorders>
-          <w:top w:val="single" w:sz="4" w:space="0" w:color="2B547E"/>
-          <w:left w:val="single" w:sz="4" w:space="0" w:color="2B547E"/>
-          <w:bottom w:val="single" w:sz="4" w:space="0" w:color="2B547E"/>
-          <w:right w:val="single" w:sz="4" w:space="0" w:color="2B547E"/>
-          <w:insideH w:val="single" w:sz="4" w:space="0" w:color="2B547E"/>
-          <w:insideV w:val="single" w:sz="4" w:space="0" w:color="2B547E"/>
-        </w:tblBorders>
-      </w:tblPr>
-      <w:tblGrid>
-        <w:gridCol w:w="10466"/>
-      </w:tblGrid>
-      <w:tr>
-        <w:tc>
-          <w:tcPr>
-            <w:shd w:val="clear" w:color="auto" w:fill="2B547E"/>
-            <w:vAlign w:val="center"/>
-            <w:tcW w:type="dxa" w:w="10466"/>
-          </w:tcPr>
-          <w:p>
-            <w:pPr>
-              <w:spacing w:before="20" w:after="20"/>
-              <w:jc w:val="center"/>
-            </w:pPr>
-            <w:r/>
-            <w:r>
-              <w:rPr>
-                <w:rFonts w:ascii="Calibri" w:hAnsi="Calibri"/>
-                <w:b/>
-                <w:i w:val="0"/>
-                <w:color w:val="FFFFFF"/>
-                <w:sz w:val="22"/>
-              </w:rPr>
-              <w:t>6 Потпис и потврда</w:t>
-            </w:r>
-            <w:r>
-              <w:rPr>
-                <w:rFonts w:ascii="Calibri" w:hAnsi="Calibri"/>
-                <w:b w:val="0"/>
-                <w:i w:val="0"/>
-                <w:color w:val="FFFFFF"/>
-                <w:sz w:val="18"/>
-              </w:rPr>
-              <w:t xml:space="preserve"> | </w:t>
-            </w:r>
-            <w:r>
-              <w:rPr>
-                <w:rFonts w:ascii="Calibri" w:hAnsi="Calibri"/>
-                <w:b w:val="0"/>
-                <w:i w:val="0"/>
-                <w:color w:val="FFFFFF"/>
-                <w:sz w:val="18"/>
-              </w:rPr>
-              <w:t>Signature and confirmation</w:t>
-            </w:r>
-          </w:p>
-        </w:tc>
-      </w:tr>
-    </w:tbl>
+        <w:keepNext/>
+        <w:pBdr>
+          <w:top w:val="single" w:sz="4" w:space="2" w:color="2B547E"/>
+          <w:left w:val="single" w:sz="4" w:space="4" w:color="2B547E"/>
+          <w:bottom w:val="single" w:sz="4" w:space="2" w:color="2B547E"/>
+          <w:right w:val="single" w:sz="4" w:space="4" w:color="2B547E"/>
+        </w:pBdr>
+        <w:shd w:val="clear" w:color="auto" w:fill="2B547E"/>
+      </w:pPr>
+      <w:r>
+        <w:rPr>
+          <w:rFonts w:ascii="Calibri" w:hAnsi="Calibri"/>
+          <w:b/>
+          <w:i w:val="0"/>
+          <w:color w:val="FFFFFF"/>
+          <w:sz w:val="22"/>
+        </w:rPr>
+        <w:t>6 Потпис и потврда</w:t>
+      </w:r>
+      <w:r>
+        <w:rPr>
+          <w:rFonts w:ascii="Calibri" w:hAnsi="Calibri"/>
+          <w:b w:val="0"/>
+          <w:i w:val="0"/>
+          <w:color w:val="FFFFFF"/>
+          <w:sz w:val="18"/>
+        </w:rPr>
+        <w:t xml:space="preserve"> | </w:t>
+      </w:r>
+      <w:r>
+        <w:rPr>
+          <w:rFonts w:ascii="Calibri" w:hAnsi="Calibri"/>
+          <w:b w:val="0"/>
+          <w:i w:val="0"/>
+          <w:color w:val="FFFFFF"/>
+          <w:sz w:val="18"/>
+        </w:rPr>
+        <w:t>Signature and confirmation</w:t>
+      </w:r>
+    </w:p>
+    <w:p>
+      <w:pPr>
+        <w:keepNext/>
+        <w:spacing w:before="0" w:after="0" w:lineRule="exact" w:line="40"/>
+      </w:pPr>
+    </w:p>
     <w:tbl>
       <w:tblPr>
         <w:tblLook w:firstColumn="1" w:firstRow="1" w:lastColumn="0" w:lastRow="0" w:noHBand="0" w:noVBand="1" w:val="04A0"/>
@@ -2637,6 +2686,7 @@
       <w:tr>
         <w:trPr>
           <w:tblHeader w:val="true"/>
+          <w:cantSplit/>
         </w:trPr>
         <w:tc>
           <w:tcPr>
@@ -2646,6 +2696,7 @@
           </w:tcPr>
           <w:p>
             <w:pPr>
+              <w:keepNext/>
               <w:spacing w:before="20" w:after="20"/>
               <w:jc w:val="center"/>
             </w:pPr>
@@ -2690,6 +2741,7 @@
           </w:tcPr>
           <w:p>
             <w:pPr>
+              <w:keepNext/>
               <w:spacing w:before="20" w:after="20"/>
               <w:jc w:val="center"/>
             </w:pPr>
@@ -2734,6 +2786,7 @@
           </w:tcPr>
           <w:p>
             <w:pPr>
+              <w:keepNext/>
               <w:spacing w:before="20" w:after="20"/>
               <w:jc w:val="center"/>
             </w:pPr>
@@ -2778,6 +2831,7 @@
           </w:tcPr>
           <w:p>
             <w:pPr>
+              <w:keepNext/>
               <w:spacing w:before="20" w:after="20"/>
               <w:jc w:val="center"/>
             </w:pPr>
@@ -2816,6 +2870,9 @@
         </w:tc>
       </w:tr>
       <w:tr>
+        <w:trPr>
+          <w:cantSplit/>
+        </w:trPr>
         <w:tc>
           <w:tcPr>
             <w:shd w:val="clear" w:color="auto" w:fill="F2F2F2"/>
@@ -2901,6 +2958,12 @@
         </w:tc>
       </w:tr>
     </w:tbl>
+    <w:p>
+      <w:pPr>
+        <w:keepNext/>
+        <w:spacing w:before="0" w:after="0" w:lineRule="exact" w:line="120"/>
+      </w:pPr>
+    </w:p>
     <w:tbl>
       <w:tblPr>
         <w:tblLook w:firstColumn="1" w:firstRow="1" w:lastColumn="0" w:lastRow="0" w:noHBand="0" w:noVBand="1" w:val="04A0"/>
@@ -2922,6 +2985,9 @@
         <w:gridCol w:w="6790"/>
       </w:tblGrid>
       <w:tr>
+        <w:trPr>
+          <w:cantSplit/>
+        </w:trPr>
         <w:tc>
           <w:tcPr>
             <w:shd w:val="clear" w:color="auto" w:fill="F2F2F2"/>
@@ -2930,6 +2996,7 @@
           </w:tcPr>
           <w:p>
             <w:pPr>
+              <w:keepNext/>
               <w:spacing w:before="20" w:after="20"/>
               <w:jc w:val="left"/>
             </w:pPr>
@@ -2973,6 +3040,7 @@
           </w:tcPr>
           <w:p>
             <w:pPr>
+              <w:keepNext/>
               <w:spacing w:before="20" w:after="20"/>
               <w:jc w:val="center"/>
             </w:pPr>
@@ -2981,6 +3049,9 @@
         </w:tc>
       </w:tr>
       <w:tr>
+        <w:trPr>
+          <w:cantSplit/>
+        </w:trPr>
         <w:tc>
           <w:tcPr>
             <w:shd w:val="clear" w:color="auto" w:fill="F2F2F2"/>
@@ -2989,6 +3060,7 @@
           </w:tcPr>
           <w:p>
             <w:pPr>
+              <w:keepNext/>
               <w:spacing w:before="20" w:after="20"/>
               <w:jc w:val="left"/>
             </w:pPr>
@@ -3032,6 +3104,7 @@
           </w:tcPr>
           <w:p>
             <w:pPr>
+              <w:keepNext/>
               <w:spacing w:before="20" w:after="20"/>
               <w:jc w:val="center"/>
             </w:pPr>
@@ -3040,6 +3113,9 @@
         </w:tc>
       </w:tr>
       <w:tr>
+        <w:trPr>
+          <w:cantSplit/>
+        </w:trPr>
         <w:tc>
           <w:tcPr>
             <w:shd w:val="clear" w:color="auto" w:fill="F2F2F2"/>
@@ -3099,6 +3175,12 @@
         </w:tc>
       </w:tr>
     </w:tbl>
+    <w:p>
+      <w:pPr>
+        <w:keepNext/>
+        <w:spacing w:before="0" w:after="0" w:lineRule="exact" w:line="80"/>
+      </w:pPr>
+    </w:p>
     <w:p>
       <w:pPr>
         <w:spacing w:before="0" w:after="0" w:line="250" w:lineRule="auto"/>

--- a/deliverables/inland_transport_2026-10/docx/WHSOP_003_A02.docx
+++ b/deliverables/inland_transport_2026-10/docx/WHSOP_003_A02.docx
@@ -31,7 +31,7 @@
           <w:color w:val="000000"/>
           <w:sz w:val="28"/>
         </w:rPr>
-        <w:t>Известување до Министерството за внатрешни работи за транспорт на опојни дроги</w:t>
+        <w:t>Барање за полициско придружување и известување за транспорт на опојни дроги до МВР</w:t>
       </w:r>
       <w:r>
         <w:rPr>
@@ -51,7 +51,7 @@
           <w:color w:val="595959"/>
           <w:sz w:val="20"/>
         </w:rPr>
-        <w:t>Notification to the Ministry of Interior Affairs of Transport of Narcotic Drugs</w:t>
+        <w:t>Request for Police Escort and Notification of Transport of Narcotic Drugs to the MoIA</w:t>
       </w:r>
     </w:p>
     <w:p>
@@ -117,7 +117,7 @@
           <w:color w:val="FFFFFF"/>
           <w:sz w:val="22"/>
         </w:rPr>
-        <w:t>1 Примач на известувањето</w:t>
+        <w:t>1 Примач на барањето</w:t>
       </w:r>
       <w:r>
         <w:rPr>
@@ -163,8 +163,8 @@
         </w:tblBorders>
       </w:tblPr>
       <w:tblGrid>
-        <w:gridCol w:w="2379"/>
-        <w:gridCol w:w="8087"/>
+        <w:gridCol w:w="3676"/>
+        <w:gridCol w:w="6790"/>
       </w:tblGrid>
       <w:tr>
         <w:trPr>
@@ -261,7 +261,7 @@
           <w:tcPr>
             <w:shd w:val="clear" w:color="auto" w:fill="F2F2F2"/>
             <w:vAlign w:val="center"/>
-            <w:tcW w:type="dxa" w:w="2379"/>
+            <w:tcW w:type="dxa" w:w="3676"/>
           </w:tcPr>
           <w:p>
             <w:pPr>
@@ -305,7 +305,7 @@
         <w:tc>
           <w:tcPr>
             <w:vAlign w:val="center"/>
-            <w:tcW w:type="dxa" w:w="8087"/>
+            <w:tcW w:type="dxa" w:w="6790"/>
           </w:tcPr>
           <w:p>
             <w:pPr>
@@ -325,7 +325,7 @@
           <w:tcPr>
             <w:shd w:val="clear" w:color="auto" w:fill="F2F2F2"/>
             <w:vAlign w:val="center"/>
-            <w:tcW w:type="dxa" w:w="2379"/>
+            <w:tcW w:type="dxa" w:w="3676"/>
           </w:tcPr>
           <w:p>
             <w:pPr>
@@ -369,7 +369,7 @@
         <w:tc>
           <w:tcPr>
             <w:vAlign w:val="center"/>
-            <w:tcW w:type="dxa" w:w="8087"/>
+            <w:tcW w:type="dxa" w:w="6790"/>
           </w:tcPr>
           <w:p>
             <w:pPr>
@@ -399,7 +399,7 @@
           <w:tcPr>
             <w:shd w:val="clear" w:color="auto" w:fill="F2F2F2"/>
             <w:vAlign w:val="center"/>
-            <w:tcW w:type="dxa" w:w="2379"/>
+            <w:tcW w:type="dxa" w:w="3676"/>
           </w:tcPr>
           <w:p>
             <w:pPr>
@@ -416,7 +416,7 @@
                 <w:color w:val="000000"/>
                 <w:sz w:val="20"/>
               </w:rPr>
-              <w:t>Датум на поднесување</w:t>
+              <w:t>Датум на поднесување (≥ 24 h пред поаѓање)</w:t>
             </w:r>
             <w:r>
               <w:rPr>
@@ -436,14 +436,14 @@
                 <w:color w:val="000000"/>
                 <w:sz w:val="16"/>
               </w:rPr>
-              <w:t>Date of submission</w:t>
-            </w:r>
-          </w:p>
-        </w:tc>
-        <w:tc>
-          <w:tcPr>
-            <w:vAlign w:val="center"/>
-            <w:tcW w:type="dxa" w:w="8087"/>
+              <w:t>Date of submission (≥ 24 h before departure)</w:t>
+            </w:r>
+          </w:p>
+        </w:tc>
+        <w:tc>
+          <w:tcPr>
+            <w:vAlign w:val="center"/>
+            <w:tcW w:type="dxa" w:w="6790"/>
           </w:tcPr>
           <w:p>
             <w:pPr>
@@ -463,7 +463,7 @@
           <w:tcPr>
             <w:shd w:val="clear" w:color="auto" w:fill="F2F2F2"/>
             <w:vAlign w:val="center"/>
-            <w:tcW w:type="dxa" w:w="2379"/>
+            <w:tcW w:type="dxa" w:w="3676"/>
           </w:tcPr>
           <w:p>
             <w:pPr>
@@ -506,7 +506,7 @@
         <w:tc>
           <w:tcPr>
             <w:vAlign w:val="center"/>
-            <w:tcW w:type="dxa" w:w="8087"/>
+            <w:tcW w:type="dxa" w:w="6790"/>
           </w:tcPr>
           <w:p>
             <w:pPr>
@@ -575,7 +575,93 @@
           <w:color w:val="FFFFFF"/>
           <w:sz w:val="22"/>
         </w:rPr>
-        <w:t>2 Испраќач</w:t>
+        <w:t>2 Предмет</w:t>
+      </w:r>
+      <w:r>
+        <w:rPr>
+          <w:rFonts w:ascii="Calibri" w:hAnsi="Calibri"/>
+          <w:b w:val="0"/>
+          <w:i w:val="0"/>
+          <w:color w:val="FFFFFF"/>
+          <w:sz w:val="18"/>
+        </w:rPr>
+        <w:t xml:space="preserve"> | </w:t>
+      </w:r>
+      <w:r>
+        <w:rPr>
+          <w:rFonts w:ascii="Calibri" w:hAnsi="Calibri"/>
+          <w:b w:val="0"/>
+          <w:i w:val="0"/>
+          <w:color w:val="FFFFFF"/>
+          <w:sz w:val="18"/>
+        </w:rPr>
+        <w:t>Subject</w:t>
+      </w:r>
+    </w:p>
+    <w:p>
+      <w:pPr>
+        <w:spacing w:before="0" w:after="0" w:line="250" w:lineRule="auto"/>
+        <w:jc w:val="both"/>
+      </w:pPr>
+      <w:r>
+        <w:rPr>
+          <w:rFonts w:ascii="Calibri" w:hAnsi="Calibri"/>
+          <w:b w:val="0"/>
+          <w:i w:val="0"/>
+          <w:color w:val="000000"/>
+          <w:sz w:val="22"/>
+        </w:rPr>
+        <w:t>Ве известуваме за транспортот на опојни дроги опишан подолу и бараме полициско придружување на транспортното возило од местото на испраќање до местото на прием.</w:t>
+      </w:r>
+      <w:r>
+        <w:rPr>
+          <w:rFonts w:ascii="Calibri" w:hAnsi="Calibri"/>
+          <w:b w:val="0"/>
+          <w:i w:val="0"/>
+          <w:color w:val="595959"/>
+          <w:sz w:val="16"/>
+        </w:rPr>
+        <w:t xml:space="preserve">  |  </w:t>
+      </w:r>
+      <w:r>
+        <w:rPr>
+          <w:rFonts w:ascii="Calibri" w:hAnsi="Calibri"/>
+          <w:b w:val="0"/>
+          <w:i/>
+          <w:color w:val="595959"/>
+          <w:sz w:val="16"/>
+        </w:rPr>
+        <w:t>We hereby notify you of the transport of narcotic drugs described below and request a police escort of the transport vehicle from the dispatch point to the receipt point.</w:t>
+      </w:r>
+    </w:p>
+    <w:p>
+      <w:pPr>
+        <w:keepNext/>
+        <w:spacing w:before="0" w:after="0" w:lineRule="exact" w:line="240"/>
+      </w:pPr>
+    </w:p>
+    <w:p>
+      <w:pPr>
+        <w:spacing w:before="0" w:after="0"/>
+        <w:jc w:val="center"/>
+        <w:keepNext/>
+        <w:pBdr>
+          <w:top w:val="single" w:sz="4" w:space="2" w:color="2B547E"/>
+          <w:left w:val="single" w:sz="4" w:space="4" w:color="2B547E"/>
+          <w:bottom w:val="single" w:sz="4" w:space="2" w:color="2B547E"/>
+          <w:right w:val="single" w:sz="4" w:space="4" w:color="2B547E"/>
+        </w:pBdr>
+        <w:shd w:val="clear" w:color="auto" w:fill="2B547E"/>
+      </w:pPr>
+      <w:r>
+        <w:rPr>
+          <w:rFonts w:ascii="Calibri" w:hAnsi="Calibri"/>
+          <w:b/>
+          <w:i w:val="0"/>
+          <w:color w:val="FFFFFF"/>
+          <w:sz w:val="22"/>
+        </w:rPr>
+        <w:t>3 Испраќач</w:t>
       </w:r>
       <w:r>
         <w:rPr>
@@ -966,7 +1052,7 @@
           <w:color w:val="FFFFFF"/>
           <w:sz w:val="22"/>
         </w:rPr>
-        <w:t>3 Транспорт</w:t>
+        <w:t>4 Транспорт</w:t>
       </w:r>
       <w:r>
         <w:rPr>
@@ -1451,7 +1537,9 @@
       </w:tblPr>
       <w:tblGrid>
         <w:gridCol w:w="1292"/>
-        <w:gridCol w:w="9174"/>
+        <w:gridCol w:w="2942"/>
+        <w:gridCol w:w="3288"/>
+        <w:gridCol w:w="2942"/>
       </w:tblGrid>
       <w:tr>
         <w:trPr>
@@ -1504,7 +1592,153 @@
         <w:tc>
           <w:tcPr>
             <w:vAlign w:val="center"/>
-            <w:tcW w:type="pct" w:w="4382"/>
+            <w:tcW w:type="pct" w:w="1405"/>
+          </w:tcPr>
+          <w:p>
+            <w:pPr>
+              <w:spacing w:before="20" w:after="20"/>
+              <w:jc w:val="center"/>
+            </w:pPr>
+            <w:r/>
+          </w:p>
+        </w:tc>
+        <w:tc>
+          <w:tcPr>
+            <w:shd w:val="clear" w:color="auto" w:fill="F2F2F2"/>
+            <w:vAlign w:val="center"/>
+            <w:tcW w:type="pct" w:w="1570"/>
+          </w:tcPr>
+          <w:p>
+            <w:pPr>
+              <w:spacing w:before="20" w:after="20"/>
+              <w:jc w:val="left"/>
+            </w:pPr>
+            <w:r/>
+            <w:r>
+              <w:rPr>
+                <w:rFonts w:ascii="Calibri" w:hAnsi="Calibri"/>
+                <w:b/>
+                <w:i w:val="0"/>
+                <w:color w:val="000000"/>
+                <w:sz w:val="20"/>
+              </w:rPr>
+              <w:t>Предложено место и време на почеток на придружувањето</w:t>
+            </w:r>
+            <w:r>
+              <w:rPr>
+                <w:rFonts w:ascii="Calibri" w:hAnsi="Calibri"/>
+                <w:b w:val="0"/>
+                <w:i w:val="0"/>
+                <w:color w:val="000000"/>
+                <w:sz w:val="16"/>
+              </w:rPr>
+              <w:t xml:space="preserve"> | </w:t>
+            </w:r>
+            <w:r>
+              <w:rPr>
+                <w:rFonts w:ascii="Calibri" w:hAnsi="Calibri"/>
+                <w:b w:val="0"/>
+                <w:i w:val="0"/>
+                <w:color w:val="000000"/>
+                <w:sz w:val="16"/>
+              </w:rPr>
+              <w:t>Proposed place and time the escort starts</w:t>
+            </w:r>
+          </w:p>
+        </w:tc>
+        <w:tc>
+          <w:tcPr>
+            <w:vAlign w:val="center"/>
+            <w:tcW w:type="pct" w:w="1405"/>
+          </w:tcPr>
+          <w:p>
+            <w:pPr>
+              <w:spacing w:before="20" w:after="20"/>
+              <w:jc w:val="center"/>
+            </w:pPr>
+            <w:r/>
+          </w:p>
+        </w:tc>
+      </w:tr>
+    </w:tbl>
+    <w:p>
+      <w:pPr>
+        <w:keepNext/>
+        <w:spacing w:before="0" w:after="0" w:lineRule="exact" w:line="120"/>
+      </w:pPr>
+    </w:p>
+    <w:tbl>
+      <w:tblPr>
+        <w:tblLook w:firstColumn="1" w:firstRow="1" w:lastColumn="0" w:lastRow="0" w:noHBand="0" w:noVBand="1" w:val="04A0"/>
+        <w:tblLayout w:type="fixed"/>
+        <w:tblW w:type="dxa" w:w="10466"/>
+        <w:tblInd w:type="dxa" w:w="0"/>
+        <w:jc w:val="center"/>
+        <w:tblBorders>
+          <w:top w:val="single" w:sz="4" w:space="0" w:color="2B547E"/>
+          <w:left w:val="single" w:sz="4" w:space="0" w:color="2B547E"/>
+          <w:bottom w:val="single" w:sz="4" w:space="0" w:color="2B547E"/>
+          <w:right w:val="single" w:sz="4" w:space="0" w:color="2B547E"/>
+          <w:insideH w:val="single" w:sz="4" w:space="0" w:color="2B547E"/>
+          <w:insideV w:val="single" w:sz="4" w:space="0" w:color="2B547E"/>
+        </w:tblBorders>
+      </w:tblPr>
+      <w:tblGrid>
+        <w:gridCol w:w="1979"/>
+        <w:gridCol w:w="8486"/>
+      </w:tblGrid>
+      <w:tr>
+        <w:trPr>
+          <w:cantSplit/>
+        </w:trPr>
+        <w:tc>
+          <w:tcPr>
+            <w:shd w:val="clear" w:color="auto" w:fill="F2F2F2"/>
+            <w:vAlign w:val="center"/>
+            <w:tcW w:type="dxa" w:w="1979"/>
+          </w:tcPr>
+          <w:p>
+            <w:pPr>
+              <w:spacing w:before="20" w:after="20"/>
+              <w:jc w:val="left"/>
+            </w:pPr>
+            <w:r/>
+            <w:r>
+              <w:rPr>
+                <w:rFonts w:ascii="Calibri" w:hAnsi="Calibri"/>
+                <w:b/>
+                <w:i w:val="0"/>
+                <w:color w:val="000000"/>
+                <w:sz w:val="20"/>
+              </w:rPr>
+              <w:t>Опис на рутата</w:t>
+            </w:r>
+            <w:r>
+              <w:rPr>
+                <w:rFonts w:ascii="Calibri" w:hAnsi="Calibri"/>
+                <w:b w:val="0"/>
+                <w:i w:val="0"/>
+                <w:color w:val="000000"/>
+                <w:sz w:val="16"/>
+              </w:rPr>
+              <w:t xml:space="preserve"> | </w:t>
+            </w:r>
+            <w:r>
+              <w:rPr>
+                <w:rFonts w:ascii="Calibri" w:hAnsi="Calibri"/>
+                <w:b w:val="0"/>
+                <w:i w:val="0"/>
+                <w:color w:val="000000"/>
+                <w:sz w:val="16"/>
+              </w:rPr>
+              <w:t>Route description</w:t>
+            </w:r>
+          </w:p>
+        </w:tc>
+        <w:tc>
+          <w:tcPr>
+            <w:vAlign w:val="center"/>
+            <w:tcW w:type="dxa" w:w="8486"/>
           </w:tcPr>
           <w:p>
             <w:pPr>
@@ -1543,7 +1777,7 @@
           <w:color w:val="FFFFFF"/>
           <w:sz w:val="22"/>
         </w:rPr>
-        <w:t>4 Количина</w:t>
+        <w:t>5 Количина</w:t>
       </w:r>
       <w:r>
         <w:rPr>
@@ -1589,11 +1823,12 @@
         </w:tblBorders>
       </w:tblPr>
       <w:tblGrid>
-        <w:gridCol w:w="1697"/>
-        <w:gridCol w:w="2470"/>
-        <w:gridCol w:w="1575"/>
-        <w:gridCol w:w="2742"/>
-        <w:gridCol w:w="1980"/>
+        <w:gridCol w:w="1688"/>
+        <w:gridCol w:w="2391"/>
+        <w:gridCol w:w="1531"/>
+        <w:gridCol w:w="1205"/>
+        <w:gridCol w:w="1748"/>
+        <w:gridCol w:w="1901"/>
       </w:tblGrid>
       <w:tr>
         <w:trPr>
@@ -1604,7 +1839,7 @@
           <w:tcPr>
             <w:shd w:val="clear" w:color="auto" w:fill="2B547E"/>
             <w:vAlign w:val="center"/>
-            <w:tcW w:type="dxa" w:w="1697"/>
+            <w:tcW w:type="dxa" w:w="1688"/>
           </w:tcPr>
           <w:p>
             <w:pPr>
@@ -1629,7 +1864,7 @@
           <w:tcPr>
             <w:shd w:val="clear" w:color="auto" w:fill="2B547E"/>
             <w:vAlign w:val="center"/>
-            <w:tcW w:type="dxa" w:w="2470"/>
+            <w:tcW w:type="dxa" w:w="2391"/>
           </w:tcPr>
           <w:p>
             <w:pPr>
@@ -1674,7 +1909,7 @@
           <w:tcPr>
             <w:shd w:val="clear" w:color="auto" w:fill="2B547E"/>
             <w:vAlign w:val="center"/>
-            <w:tcW w:type="dxa" w:w="1575"/>
+            <w:tcW w:type="dxa" w:w="1531"/>
           </w:tcPr>
           <w:p>
             <w:pPr>
@@ -1719,7 +1954,7 @@
           <w:tcPr>
             <w:shd w:val="clear" w:color="auto" w:fill="2B547E"/>
             <w:vAlign w:val="center"/>
-            <w:tcW w:type="dxa" w:w="2742"/>
+            <w:tcW w:type="dxa" w:w="1205"/>
           </w:tcPr>
           <w:p>
             <w:pPr>
@@ -1736,7 +1971,7 @@
                 <w:color w:val="FFFFFF"/>
                 <w:sz w:val="18"/>
               </w:rPr>
-              <w:t>Број на контејнери</w:t>
+              <w:t>Кеси</w:t>
             </w:r>
             <w:r>
               <w:rPr>
@@ -1756,7 +1991,7 @@
                 <w:color w:val="FFFFFF"/>
                 <w:sz w:val="14"/>
               </w:rPr>
-              <w:t>Containers</w:t>
+              <w:t>Bags</w:t>
             </w:r>
           </w:p>
         </w:tc>
@@ -1764,7 +1999,52 @@
           <w:tcPr>
             <w:shd w:val="clear" w:color="auto" w:fill="2B547E"/>
             <w:vAlign w:val="center"/>
-            <w:tcW w:type="dxa" w:w="1980"/>
+            <w:tcW w:type="dxa" w:w="1748"/>
+          </w:tcPr>
+          <w:p>
+            <w:pPr>
+              <w:keepNext/>
+              <w:spacing w:before="20" w:after="20"/>
+              <w:jc w:val="center"/>
+            </w:pPr>
+            <w:r/>
+            <w:r>
+              <w:rPr>
+                <w:rFonts w:ascii="Calibri" w:hAnsi="Calibri"/>
+                <w:b/>
+                <w:i w:val="0"/>
+                <w:color w:val="FFFFFF"/>
+                <w:sz w:val="18"/>
+              </w:rPr>
+              <w:t>Картони</w:t>
+            </w:r>
+            <w:r>
+              <w:rPr>
+                <w:rFonts w:ascii="Calibri" w:hAnsi="Calibri"/>
+                <w:b w:val="0"/>
+                <w:i w:val="0"/>
+                <w:color w:val="FFFFFF"/>
+                <w:sz w:val="14"/>
+              </w:rPr>
+              <w:t xml:space="preserve"> | </w:t>
+            </w:r>
+            <w:r>
+              <w:rPr>
+                <w:rFonts w:ascii="Calibri" w:hAnsi="Calibri"/>
+                <w:b w:val="0"/>
+                <w:i w:val="0"/>
+                <w:color w:val="FFFFFF"/>
+                <w:sz w:val="14"/>
+              </w:rPr>
+              <w:t>Cartons</w:t>
+            </w:r>
+          </w:p>
+        </w:tc>
+        <w:tc>
+          <w:tcPr>
+            <w:shd w:val="clear" w:color="auto" w:fill="2B547E"/>
+            <w:vAlign w:val="center"/>
+            <w:tcW w:type="dxa" w:w="1901"/>
           </w:tcPr>
           <w:p>
             <w:pPr>
@@ -1814,7 +2094,7 @@
           <w:tcPr>
             <w:shd w:val="clear" w:color="auto" w:fill="F2F2F2"/>
             <w:vAlign w:val="center"/>
-            <w:tcW w:type="dxa" w:w="1697"/>
+            <w:tcW w:type="dxa" w:w="1688"/>
           </w:tcPr>
           <w:p>
             <w:pPr>
@@ -1838,49 +2118,63 @@
         <w:tc>
           <w:tcPr>
             <w:vAlign w:val="center"/>
-            <w:tcW w:type="dxa" w:w="2470"/>
-          </w:tcPr>
-          <w:p>
-            <w:pPr>
-              <w:keepNext/>
-              <w:spacing w:before="20" w:after="20"/>
-              <w:jc w:val="center"/>
-            </w:pPr>
-            <w:r/>
-          </w:p>
-        </w:tc>
-        <w:tc>
-          <w:tcPr>
-            <w:vAlign w:val="center"/>
-            <w:tcW w:type="dxa" w:w="1575"/>
-          </w:tcPr>
-          <w:p>
-            <w:pPr>
-              <w:keepNext/>
-              <w:spacing w:before="20" w:after="20"/>
-              <w:jc w:val="center"/>
-            </w:pPr>
-            <w:r/>
-          </w:p>
-        </w:tc>
-        <w:tc>
-          <w:tcPr>
-            <w:vAlign w:val="center"/>
-            <w:tcW w:type="dxa" w:w="2742"/>
-          </w:tcPr>
-          <w:p>
-            <w:pPr>
-              <w:keepNext/>
-              <w:spacing w:before="20" w:after="20"/>
-              <w:jc w:val="center"/>
-            </w:pPr>
-            <w:r/>
-          </w:p>
-        </w:tc>
-        <w:tc>
-          <w:tcPr>
-            <w:vAlign w:val="center"/>
-            <w:tcW w:type="dxa" w:w="1980"/>
+            <w:tcW w:type="dxa" w:w="2391"/>
+          </w:tcPr>
+          <w:p>
+            <w:pPr>
+              <w:keepNext/>
+              <w:spacing w:before="20" w:after="20"/>
+              <w:jc w:val="center"/>
+            </w:pPr>
+            <w:r/>
+          </w:p>
+        </w:tc>
+        <w:tc>
+          <w:tcPr>
+            <w:vAlign w:val="center"/>
+            <w:tcW w:type="dxa" w:w="1531"/>
+          </w:tcPr>
+          <w:p>
+            <w:pPr>
+              <w:keepNext/>
+              <w:spacing w:before="20" w:after="20"/>
+              <w:jc w:val="center"/>
+            </w:pPr>
+            <w:r/>
+          </w:p>
+        </w:tc>
+        <w:tc>
+          <w:tcPr>
+            <w:vAlign w:val="center"/>
+            <w:tcW w:type="dxa" w:w="1205"/>
+          </w:tcPr>
+          <w:p>
+            <w:pPr>
+              <w:keepNext/>
+              <w:spacing w:before="20" w:after="20"/>
+              <w:jc w:val="center"/>
+            </w:pPr>
+            <w:r/>
+          </w:p>
+        </w:tc>
+        <w:tc>
+          <w:tcPr>
+            <w:vAlign w:val="center"/>
+            <w:tcW w:type="dxa" w:w="1748"/>
+          </w:tcPr>
+          <w:p>
+            <w:pPr>
+              <w:keepNext/>
+              <w:spacing w:before="20" w:after="20"/>
+              <w:jc w:val="center"/>
+            </w:pPr>
+            <w:r/>
+          </w:p>
+        </w:tc>
+        <w:tc>
+          <w:tcPr>
+            <w:vAlign w:val="center"/>
+            <w:tcW w:type="dxa" w:w="1901"/>
           </w:tcPr>
           <w:p>
             <w:pPr>
@@ -1900,7 +2194,7 @@
           <w:tcPr>
             <w:shd w:val="clear" w:color="auto" w:fill="F2F2F2"/>
             <w:vAlign w:val="center"/>
-            <w:tcW w:type="dxa" w:w="1697"/>
+            <w:tcW w:type="dxa" w:w="1688"/>
           </w:tcPr>
           <w:p>
             <w:pPr>
@@ -1925,7 +2219,7 @@
           <w:tcPr>
             <w:shd w:val="clear" w:color="auto" w:fill="F7FAFC"/>
             <w:vAlign w:val="center"/>
-            <w:tcW w:type="dxa" w:w="2470"/>
+            <w:tcW w:type="dxa" w:w="2391"/>
           </w:tcPr>
           <w:p>
             <w:pPr>
@@ -1940,7 +2234,7 @@
           <w:tcPr>
             <w:shd w:val="clear" w:color="auto" w:fill="F7FAFC"/>
             <w:vAlign w:val="center"/>
-            <w:tcW w:type="dxa" w:w="1575"/>
+            <w:tcW w:type="dxa" w:w="1531"/>
           </w:tcPr>
           <w:p>
             <w:pPr>
@@ -1955,7 +2249,7 @@
           <w:tcPr>
             <w:shd w:val="clear" w:color="auto" w:fill="F7FAFC"/>
             <w:vAlign w:val="center"/>
-            <w:tcW w:type="dxa" w:w="2742"/>
+            <w:tcW w:type="dxa" w:w="1205"/>
           </w:tcPr>
           <w:p>
             <w:pPr>
@@ -1970,7 +2264,22 @@
           <w:tcPr>
             <w:shd w:val="clear" w:color="auto" w:fill="F7FAFC"/>
             <w:vAlign w:val="center"/>
-            <w:tcW w:type="dxa" w:w="1980"/>
+            <w:tcW w:type="dxa" w:w="1748"/>
+          </w:tcPr>
+          <w:p>
+            <w:pPr>
+              <w:keepNext/>
+              <w:spacing w:before="20" w:after="20"/>
+              <w:jc w:val="center"/>
+            </w:pPr>
+            <w:r/>
+          </w:p>
+        </w:tc>
+        <w:tc>
+          <w:tcPr>
+            <w:shd w:val="clear" w:color="auto" w:fill="F7FAFC"/>
+            <w:vAlign w:val="center"/>
+            <w:tcW w:type="dxa" w:w="1901"/>
           </w:tcPr>
           <w:p>
             <w:pPr>
@@ -1990,7 +2299,7 @@
           <w:tcPr>
             <w:shd w:val="clear" w:color="auto" w:fill="F2F2F2"/>
             <w:vAlign w:val="center"/>
-            <w:tcW w:type="dxa" w:w="1697"/>
+            <w:tcW w:type="dxa" w:w="1688"/>
           </w:tcPr>
           <w:p>
             <w:pPr>
@@ -2014,49 +2323,63 @@
         <w:tc>
           <w:tcPr>
             <w:vAlign w:val="center"/>
-            <w:tcW w:type="dxa" w:w="2470"/>
-          </w:tcPr>
-          <w:p>
-            <w:pPr>
-              <w:keepNext/>
-              <w:spacing w:before="20" w:after="20"/>
-              <w:jc w:val="center"/>
-            </w:pPr>
-            <w:r/>
-          </w:p>
-        </w:tc>
-        <w:tc>
-          <w:tcPr>
-            <w:vAlign w:val="center"/>
-            <w:tcW w:type="dxa" w:w="1575"/>
-          </w:tcPr>
-          <w:p>
-            <w:pPr>
-              <w:keepNext/>
-              <w:spacing w:before="20" w:after="20"/>
-              <w:jc w:val="center"/>
-            </w:pPr>
-            <w:r/>
-          </w:p>
-        </w:tc>
-        <w:tc>
-          <w:tcPr>
-            <w:vAlign w:val="center"/>
-            <w:tcW w:type="dxa" w:w="2742"/>
-          </w:tcPr>
-          <w:p>
-            <w:pPr>
-              <w:keepNext/>
-              <w:spacing w:before="20" w:after="20"/>
-              <w:jc w:val="center"/>
-            </w:pPr>
-            <w:r/>
-          </w:p>
-        </w:tc>
-        <w:tc>
-          <w:tcPr>
-            <w:vAlign w:val="center"/>
-            <w:tcW w:type="dxa" w:w="1980"/>
+            <w:tcW w:type="dxa" w:w="2391"/>
+          </w:tcPr>
+          <w:p>
+            <w:pPr>
+              <w:keepNext/>
+              <w:spacing w:before="20" w:after="20"/>
+              <w:jc w:val="center"/>
+            </w:pPr>
+            <w:r/>
+          </w:p>
+        </w:tc>
+        <w:tc>
+          <w:tcPr>
+            <w:vAlign w:val="center"/>
+            <w:tcW w:type="dxa" w:w="1531"/>
+          </w:tcPr>
+          <w:p>
+            <w:pPr>
+              <w:keepNext/>
+              <w:spacing w:before="20" w:after="20"/>
+              <w:jc w:val="center"/>
+            </w:pPr>
+            <w:r/>
+          </w:p>
+        </w:tc>
+        <w:tc>
+          <w:tcPr>
+            <w:vAlign w:val="center"/>
+            <w:tcW w:type="dxa" w:w="1205"/>
+          </w:tcPr>
+          <w:p>
+            <w:pPr>
+              <w:keepNext/>
+              <w:spacing w:before="20" w:after="20"/>
+              <w:jc w:val="center"/>
+            </w:pPr>
+            <w:r/>
+          </w:p>
+        </w:tc>
+        <w:tc>
+          <w:tcPr>
+            <w:vAlign w:val="center"/>
+            <w:tcW w:type="dxa" w:w="1748"/>
+          </w:tcPr>
+          <w:p>
+            <w:pPr>
+              <w:keepNext/>
+              <w:spacing w:before="20" w:after="20"/>
+              <w:jc w:val="center"/>
+            </w:pPr>
+            <w:r/>
+          </w:p>
+        </w:tc>
+        <w:tc>
+          <w:tcPr>
+            <w:vAlign w:val="center"/>
+            <w:tcW w:type="dxa" w:w="1901"/>
           </w:tcPr>
           <w:p>
             <w:pPr>
@@ -2076,7 +2399,7 @@
           <w:tcPr>
             <w:shd w:val="clear" w:color="auto" w:fill="F2F2F2"/>
             <w:vAlign w:val="center"/>
-            <w:tcW w:type="dxa" w:w="1697"/>
+            <w:tcW w:type="dxa" w:w="1688"/>
           </w:tcPr>
           <w:p>
             <w:pPr>
@@ -2120,7 +2443,7 @@
           <w:tcPr>
             <w:shd w:val="clear" w:color="auto" w:fill="F7FAFC"/>
             <w:vAlign w:val="center"/>
-            <w:tcW w:type="dxa" w:w="2470"/>
+            <w:tcW w:type="dxa" w:w="2391"/>
           </w:tcPr>
           <w:p>
             <w:pPr>
@@ -2134,7 +2457,7 @@
           <w:tcPr>
             <w:shd w:val="clear" w:color="auto" w:fill="F7FAFC"/>
             <w:vAlign w:val="center"/>
-            <w:tcW w:type="dxa" w:w="1575"/>
+            <w:tcW w:type="dxa" w:w="1531"/>
           </w:tcPr>
           <w:p>
             <w:pPr>
@@ -2148,7 +2471,7 @@
           <w:tcPr>
             <w:shd w:val="clear" w:color="auto" w:fill="F7FAFC"/>
             <w:vAlign w:val="center"/>
-            <w:tcW w:type="dxa" w:w="2742"/>
+            <w:tcW w:type="dxa" w:w="1205"/>
           </w:tcPr>
           <w:p>
             <w:pPr>
@@ -2162,7 +2485,110 @@
           <w:tcPr>
             <w:shd w:val="clear" w:color="auto" w:fill="F7FAFC"/>
             <w:vAlign w:val="center"/>
-            <w:tcW w:type="dxa" w:w="1980"/>
+            <w:tcW w:type="dxa" w:w="1748"/>
+          </w:tcPr>
+          <w:p>
+            <w:pPr>
+              <w:spacing w:before="20" w:after="20"/>
+              <w:jc w:val="center"/>
+            </w:pPr>
+            <w:r/>
+          </w:p>
+        </w:tc>
+        <w:tc>
+          <w:tcPr>
+            <w:shd w:val="clear" w:color="auto" w:fill="F7FAFC"/>
+            <w:vAlign w:val="center"/>
+            <w:tcW w:type="dxa" w:w="1901"/>
+          </w:tcPr>
+          <w:p>
+            <w:pPr>
+              <w:spacing w:before="20" w:after="20"/>
+              <w:jc w:val="center"/>
+            </w:pPr>
+            <w:r/>
+          </w:p>
+        </w:tc>
+      </w:tr>
+    </w:tbl>
+    <w:p>
+      <w:pPr>
+        <w:keepNext/>
+        <w:spacing w:before="0" w:after="0" w:lineRule="exact" w:line="120"/>
+      </w:pPr>
+    </w:p>
+    <w:tbl>
+      <w:tblPr>
+        <w:jc w:val="center"/>
+        <w:tblLook w:firstColumn="1" w:firstRow="1" w:lastColumn="0" w:lastRow="0" w:noHBand="0" w:noVBand="1" w:val="04A0"/>
+        <w:tblLayout w:type="fixed"/>
+        <w:tblW w:type="pct" w:w="5000"/>
+        <w:tblInd w:type="dxa" w:w="0"/>
+        <w:tblBorders>
+          <w:top w:val="single" w:sz="4" w:space="0" w:color="2B547E"/>
+          <w:left w:val="single" w:sz="4" w:space="0" w:color="2B547E"/>
+          <w:bottom w:val="single" w:sz="4" w:space="0" w:color="2B547E"/>
+          <w:right w:val="single" w:sz="4" w:space="0" w:color="2B547E"/>
+          <w:insideH w:val="single" w:sz="4" w:space="0" w:color="2B547E"/>
+          <w:insideV w:val="single" w:sz="4" w:space="0" w:color="2B547E"/>
+        </w:tblBorders>
+      </w:tblPr>
+      <w:tblGrid>
+        <w:gridCol w:w="3288"/>
+        <w:gridCol w:w="7178"/>
+      </w:tblGrid>
+      <w:tr>
+        <w:trPr>
+          <w:cantSplit/>
+        </w:trPr>
+        <w:tc>
+          <w:tcPr>
+            <w:shd w:val="clear" w:color="auto" w:fill="F2F2F2"/>
+            <w:vAlign w:val="center"/>
+            <w:tcW w:type="pct" w:w="1570"/>
+          </w:tcPr>
+          <w:p>
+            <w:pPr>
+              <w:spacing w:before="20" w:after="20"/>
+              <w:jc w:val="left"/>
+            </w:pPr>
+            <w:r/>
+            <w:r>
+              <w:rPr>
+                <w:rFonts w:ascii="Calibri" w:hAnsi="Calibri"/>
+                <w:b/>
+                <w:i w:val="0"/>
+                <w:color w:val="000000"/>
+                <w:sz w:val="20"/>
+              </w:rPr>
+              <w:t>Број на палети (G / M)</w:t>
+            </w:r>
+            <w:r>
+              <w:rPr>
+                <w:rFonts w:ascii="Calibri" w:hAnsi="Calibri"/>
+                <w:b w:val="0"/>
+                <w:i w:val="0"/>
+                <w:color w:val="000000"/>
+                <w:sz w:val="16"/>
+              </w:rPr>
+              <w:t xml:space="preserve"> | </w:t>
+            </w:r>
+            <w:r>
+              <w:rPr>
+                <w:rFonts w:ascii="Calibri" w:hAnsi="Calibri"/>
+                <w:b w:val="0"/>
+                <w:i w:val="0"/>
+                <w:color w:val="000000"/>
+                <w:sz w:val="16"/>
+              </w:rPr>
+              <w:t>Number of pallets (L / S)</w:t>
+            </w:r>
+          </w:p>
+        </w:tc>
+        <w:tc>
+          <w:tcPr>
+            <w:vAlign w:val="center"/>
+            <w:tcW w:type="pct" w:w="3429"/>
           </w:tcPr>
           <w:p>
             <w:pPr>
@@ -2201,7 +2627,7 @@
           <w:color w:val="FFFFFF"/>
           <w:sz w:val="22"/>
         </w:rPr>
-        <w:t>5 Превозник</w:t>
+        <w:t>6 Возило и лица</w:t>
       </w:r>
       <w:r>
         <w:rPr>
@@ -2221,7 +2647,7 @@
           <w:color w:val="FFFFFF"/>
           <w:sz w:val="18"/>
         </w:rPr>
-        <w:t>Carrier</w:t>
+        <w:t>Vehicle and persons</w:t>
       </w:r>
     </w:p>
     <w:p>
@@ -2247,10 +2673,10 @@
         </w:tblBorders>
       </w:tblPr>
       <w:tblGrid>
-        <w:gridCol w:w="3288"/>
-        <w:gridCol w:w="1944"/>
-        <w:gridCol w:w="3288"/>
-        <w:gridCol w:w="1944"/>
+        <w:gridCol w:w="3061"/>
+        <w:gridCol w:w="2443"/>
+        <w:gridCol w:w="2517"/>
+        <w:gridCol w:w="2443"/>
       </w:tblGrid>
       <w:tr>
         <w:trPr>
@@ -2260,7 +2686,7 @@
           <w:tcPr>
             <w:shd w:val="clear" w:color="auto" w:fill="F2F2F2"/>
             <w:vAlign w:val="center"/>
-            <w:tcW w:type="pct" w:w="1570"/>
+            <w:tcW w:type="pct" w:w="1462"/>
           </w:tcPr>
           <w:p>
             <w:pPr>
@@ -2277,7 +2703,7 @@
                 <w:color w:val="000000"/>
                 <w:sz w:val="20"/>
               </w:rPr>
-              <w:t>Обезбедувачка компанија</w:t>
+              <w:t>Возило (марка, тип)</w:t>
             </w:r>
             <w:r>
               <w:rPr>
@@ -2297,14 +2723,14 @@
                 <w:color w:val="000000"/>
                 <w:sz w:val="16"/>
               </w:rPr>
-              <w:t>Security company</w:t>
-            </w:r>
-          </w:p>
-        </w:tc>
-        <w:tc>
-          <w:tcPr>
-            <w:vAlign w:val="center"/>
-            <w:tcW w:type="pct" w:w="929"/>
+              <w:t>Vehicle (make, type)</w:t>
+            </w:r>
+          </w:p>
+        </w:tc>
+        <w:tc>
+          <w:tcPr>
+            <w:vAlign w:val="center"/>
+            <w:tcW w:type="pct" w:w="1167"/>
           </w:tcPr>
           <w:p>
             <w:pPr>
@@ -2319,7 +2745,7 @@
           <w:tcPr>
             <w:shd w:val="clear" w:color="auto" w:fill="F2F2F2"/>
             <w:vAlign w:val="center"/>
-            <w:tcW w:type="pct" w:w="1570"/>
+            <w:tcW w:type="pct" w:w="1202"/>
           </w:tcPr>
           <w:p>
             <w:pPr>
@@ -2336,7 +2762,7 @@
                 <w:color w:val="000000"/>
                 <w:sz w:val="20"/>
               </w:rPr>
-              <w:t>Регистарски број на возилото</w:t>
+              <w:t>Регистарски број</w:t>
             </w:r>
             <w:r>
               <w:rPr>
@@ -2356,14 +2782,14 @@
                 <w:color w:val="000000"/>
                 <w:sz w:val="16"/>
               </w:rPr>
-              <w:t>Vehicle registration</w:t>
-            </w:r>
-          </w:p>
-        </w:tc>
-        <w:tc>
-          <w:tcPr>
-            <w:vAlign w:val="center"/>
-            <w:tcW w:type="pct" w:w="929"/>
+              <w:t>Registration No.</w:t>
+            </w:r>
+          </w:p>
+        </w:tc>
+        <w:tc>
+          <w:tcPr>
+            <w:vAlign w:val="center"/>
+            <w:tcW w:type="pct" w:w="1167"/>
           </w:tcPr>
           <w:p>
             <w:pPr>
@@ -2423,7 +2849,7 @@
                 <w:color w:val="000000"/>
                 <w:sz w:val="20"/>
               </w:rPr>
-              <w:t>Возач 1 (име, лична карта)</w:t>
+              <w:t>Возач (име, лична карта)</w:t>
             </w:r>
             <w:r>
               <w:rPr>
@@ -2443,7 +2869,7 @@
                 <w:color w:val="000000"/>
                 <w:sz w:val="16"/>
               </w:rPr>
-              <w:t>Driver 1 (name, ID)</w:t>
+              <w:t>Driver (name, ID)</w:t>
             </w:r>
           </w:p>
         </w:tc>
@@ -2482,7 +2908,7 @@
                 <w:color w:val="000000"/>
                 <w:sz w:val="20"/>
               </w:rPr>
-              <w:t>Возач 2 (име, лична карта)</w:t>
+              <w:t>Придружник (име, лична карта)</w:t>
             </w:r>
             <w:r>
               <w:rPr>
@@ -2502,7 +2928,7 @@
                 <w:color w:val="000000"/>
                 <w:sz w:val="16"/>
               </w:rPr>
-              <w:t>Driver 2 (name, ID)</w:t>
+              <w:t>Escort person (name, ID)</w:t>
             </w:r>
           </w:p>
         </w:tc>
@@ -2539,8 +2965,8 @@
         </w:tblBorders>
       </w:tblPr>
       <w:tblGrid>
-        <w:gridCol w:w="2653"/>
-        <w:gridCol w:w="7813"/>
+        <w:gridCol w:w="3288"/>
+        <w:gridCol w:w="7178"/>
       </w:tblGrid>
       <w:tr>
         <w:trPr>
@@ -2550,7 +2976,7 @@
           <w:tcPr>
             <w:shd w:val="clear" w:color="auto" w:fill="F2F2F2"/>
             <w:vAlign w:val="center"/>
-            <w:tcW w:type="pct" w:w="1267"/>
+            <w:tcW w:type="pct" w:w="1570"/>
           </w:tcPr>
           <w:p>
             <w:pPr>
@@ -2566,7 +2992,7 @@
                 <w:color w:val="000000"/>
                 <w:sz w:val="20"/>
               </w:rPr>
-              <w:t>Опис на рутата</w:t>
+              <w:t>Контакт телефон за време на транспортот</w:t>
             </w:r>
             <w:r>
               <w:rPr>
@@ -2586,14 +3012,14 @@
                 <w:color w:val="000000"/>
                 <w:sz w:val="16"/>
               </w:rPr>
-              <w:t>Route description</w:t>
-            </w:r>
-          </w:p>
-        </w:tc>
-        <w:tc>
-          <w:tcPr>
-            <w:vAlign w:val="center"/>
-            <w:tcW w:type="pct" w:w="3732"/>
+              <w:t>Contact phone during transport</w:t>
+            </w:r>
+          </w:p>
+        </w:tc>
+        <w:tc>
+          <w:tcPr>
+            <w:vAlign w:val="center"/>
+            <w:tcW w:type="pct" w:w="3429"/>
           </w:tcPr>
           <w:p>
             <w:pPr>
@@ -2632,7 +3058,7 @@
           <w:color w:val="FFFFFF"/>
           <w:sz w:val="22"/>
         </w:rPr>
-        <w:t>6 Потпис и потврда</w:t>
+        <w:t>7 Потпис и потврда</w:t>
       </w:r>
       <w:r>
         <w:rPr>
@@ -3073,6 +3499,70 @@
                 <w:color w:val="000000"/>
                 <w:sz w:val="20"/>
               </w:rPr>
+              <w:t>Потврдено придружување (единица, место и време)</w:t>
+            </w:r>
+            <w:r>
+              <w:rPr>
+                <w:rFonts w:ascii="Calibri" w:hAnsi="Calibri"/>
+                <w:b w:val="0"/>
+                <w:i w:val="0"/>
+                <w:color w:val="000000"/>
+                <w:sz w:val="16"/>
+              </w:rPr>
+              <w:t xml:space="preserve"> | </w:t>
+            </w:r>
+            <w:r>
+              <w:rPr>
+                <w:rFonts w:ascii="Calibri" w:hAnsi="Calibri"/>
+                <w:b w:val="0"/>
+                <w:i w:val="0"/>
+                <w:color w:val="000000"/>
+                <w:sz w:val="16"/>
+              </w:rPr>
+              <w:t>Escort confirmed (unit, place and time)</w:t>
+            </w:r>
+          </w:p>
+        </w:tc>
+        <w:tc>
+          <w:tcPr>
+            <w:vAlign w:val="center"/>
+            <w:tcW w:type="dxa" w:w="6790"/>
+          </w:tcPr>
+          <w:p>
+            <w:pPr>
+              <w:keepNext/>
+              <w:spacing w:before="20" w:after="20"/>
+              <w:jc w:val="center"/>
+            </w:pPr>
+            <w:r/>
+          </w:p>
+        </w:tc>
+      </w:tr>
+      <w:tr>
+        <w:trPr>
+          <w:cantSplit/>
+        </w:trPr>
+        <w:tc>
+          <w:tcPr>
+            <w:shd w:val="clear" w:color="auto" w:fill="F2F2F2"/>
+            <w:vAlign w:val="center"/>
+            <w:tcW w:type="dxa" w:w="3676"/>
+          </w:tcPr>
+          <w:p>
+            <w:pPr>
+              <w:keepNext/>
+              <w:spacing w:before="20" w:after="20"/>
+              <w:jc w:val="left"/>
+            </w:pPr>
+            <w:r/>
+            <w:r>
+              <w:rPr>
+                <w:rFonts w:ascii="Calibri" w:hAnsi="Calibri"/>
+                <w:b/>
+                <w:i w:val="0"/>
+                <w:color w:val="000000"/>
+                <w:sz w:val="20"/>
+              </w:rPr>
               <w:t>Датум и време на прием на потврдата</w:t>
             </w:r>
             <w:r>
@@ -3194,7 +3684,7 @@
           <w:color w:val="000000"/>
           <w:sz w:val="22"/>
         </w:rPr>
-        <w:t>Без писмена потврда од МВР отпремата не е дозволена (WHSOP_003 §6.3.2).</w:t>
+        <w:t>Без писмена потврда од МВР и без присуство на полициското придружување отпремата не е дозволена (WHSOP_003 §6.3.2).</w:t>
       </w:r>
       <w:r>
         <w:rPr>
@@ -3214,7 +3704,7 @@
           <w:color w:val="595959"/>
           <w:sz w:val="16"/>
         </w:rPr>
-        <w:t>Without written MoIA confirmation, dispatch is not permitted (WHSOP_003 §6.3.2).</w:t>
+        <w:t>Without written MoIA confirmation and without the police escort present, dispatch is not permitted (WHSOP_003 §6.3.2).</w:t>
       </w:r>
     </w:p>
     <w:sectPr>
@@ -3599,7 +4089,7 @@
               <w:szCs w:val="28"/>
               <w:lang w:val="mk-MK"/>
             </w:rPr>
-            <w:t>Известување до Министерството за внатрешни работи за транспорт на опојни дроги</w:t>
+            <w:t>Барање за полициско придружување и известување за транспорт на опојни дроги до МВР</w:t>
           </w:r>
           <w:r>
             <w:rPr>
@@ -3639,7 +4129,7 @@
             <w:rPr>
               <w:rFonts w:ascii="Arial Narrow" w:hAnsi="Arial Narrow" w:cs="Arial Narrow"/>
             </w:rPr>
-            <w:t>Notification to the Ministry of Interior Affairs of Transport of Narcotic Drugs</w:t>
+            <w:t>Request for Police Escort and Notification of Transport of Narcotic Drugs to the MoIA</w:t>
           </w:r>
         </w:p>
       </w:tc>

--- a/deliverables/inland_transport_2026-10/docx/WHSOP_003_A02.docx
+++ b/deliverables/inland_transport_2026-10/docx/WHSOP_003_A02.docx
@@ -2627,7 +2627,7 @@
           <w:color w:val="FFFFFF"/>
           <w:sz w:val="22"/>
         </w:rPr>
-        <w:t>6 Возило и лица</w:t>
+        <w:t>6 Превозник, возило и лица</w:t>
       </w:r>
       <w:r>
         <w:rPr>
@@ -2647,7 +2647,7 @@
           <w:color w:val="FFFFFF"/>
           <w:sz w:val="18"/>
         </w:rPr>
-        <w:t>Vehicle and persons</w:t>
+        <w:t>Carrier, vehicle and persons</w:t>
       </w:r>
     </w:p>
     <w:p>
@@ -2673,10 +2673,10 @@
         </w:tblBorders>
       </w:tblPr>
       <w:tblGrid>
+        <w:gridCol w:w="3288"/>
+        <w:gridCol w:w="2058"/>
         <w:gridCol w:w="3061"/>
-        <w:gridCol w:w="2443"/>
-        <w:gridCol w:w="2517"/>
-        <w:gridCol w:w="2443"/>
+        <w:gridCol w:w="2058"/>
       </w:tblGrid>
       <w:tr>
         <w:trPr>
@@ -2686,6 +2686,65 @@
           <w:tcPr>
             <w:shd w:val="clear" w:color="auto" w:fill="F2F2F2"/>
             <w:vAlign w:val="center"/>
+            <w:tcW w:type="pct" w:w="1570"/>
+          </w:tcPr>
+          <w:p>
+            <w:pPr>
+              <w:keepNext/>
+              <w:spacing w:before="20" w:after="20"/>
+              <w:jc w:val="left"/>
+            </w:pPr>
+            <w:r/>
+            <w:r>
+              <w:rPr>
+                <w:rFonts w:ascii="Calibri" w:hAnsi="Calibri"/>
+                <w:b/>
+                <w:i w:val="0"/>
+                <w:color w:val="000000"/>
+                <w:sz w:val="20"/>
+              </w:rPr>
+              <w:t>Превозник (назив, седиште)</w:t>
+            </w:r>
+            <w:r>
+              <w:rPr>
+                <w:rFonts w:ascii="Calibri" w:hAnsi="Calibri"/>
+                <w:b w:val="0"/>
+                <w:i w:val="0"/>
+                <w:color w:val="000000"/>
+                <w:sz w:val="16"/>
+              </w:rPr>
+              <w:t xml:space="preserve"> | </w:t>
+            </w:r>
+            <w:r>
+              <w:rPr>
+                <w:rFonts w:ascii="Calibri" w:hAnsi="Calibri"/>
+                <w:b w:val="0"/>
+                <w:i w:val="0"/>
+                <w:color w:val="000000"/>
+                <w:sz w:val="16"/>
+              </w:rPr>
+              <w:t>Carrier (name, seat)</w:t>
+            </w:r>
+          </w:p>
+        </w:tc>
+        <w:tc>
+          <w:tcPr>
+            <w:vAlign w:val="center"/>
+            <w:tcW w:type="pct" w:w="983"/>
+          </w:tcPr>
+          <w:p>
+            <w:pPr>
+              <w:keepNext/>
+              <w:spacing w:before="20" w:after="20"/>
+              <w:jc w:val="center"/>
+            </w:pPr>
+            <w:r/>
+          </w:p>
+        </w:tc>
+        <w:tc>
+          <w:tcPr>
+            <w:shd w:val="clear" w:color="auto" w:fill="F2F2F2"/>
+            <w:vAlign w:val="center"/>
             <w:tcW w:type="pct" w:w="1462"/>
           </w:tcPr>
           <w:p>
@@ -2730,17 +2789,45 @@
         <w:tc>
           <w:tcPr>
             <w:vAlign w:val="center"/>
-            <w:tcW w:type="pct" w:w="1167"/>
-          </w:tcPr>
-          <w:p>
-            <w:pPr>
-              <w:keepNext/>
-              <w:spacing w:before="20" w:after="20"/>
-              <w:jc w:val="center"/>
-            </w:pPr>
-            <w:r/>
-          </w:p>
-        </w:tc>
+            <w:tcW w:type="pct" w:w="983"/>
+          </w:tcPr>
+          <w:p>
+            <w:pPr>
+              <w:keepNext/>
+              <w:spacing w:before="20" w:after="20"/>
+              <w:jc w:val="center"/>
+            </w:pPr>
+            <w:r/>
+          </w:p>
+        </w:tc>
+      </w:tr>
+    </w:tbl>
+    <w:tbl>
+      <w:tblPr>
+        <w:jc w:val="center"/>
+        <w:tblLook w:firstColumn="1" w:firstRow="1" w:lastColumn="0" w:lastRow="0" w:noHBand="0" w:noVBand="1" w:val="04A0"/>
+        <w:tblLayout w:type="fixed"/>
+        <w:tblW w:type="pct" w:w="5000"/>
+        <w:tblInd w:type="dxa" w:w="0"/>
+        <w:tblBorders>
+          <w:top w:val="single" w:sz="4" w:space="0" w:color="2B547E"/>
+          <w:left w:val="single" w:sz="4" w:space="0" w:color="2B547E"/>
+          <w:bottom w:val="single" w:sz="4" w:space="0" w:color="2B547E"/>
+          <w:right w:val="single" w:sz="4" w:space="0" w:color="2B547E"/>
+          <w:insideH w:val="single" w:sz="4" w:space="0" w:color="2B547E"/>
+          <w:insideV w:val="single" w:sz="4" w:space="0" w:color="2B547E"/>
+        </w:tblBorders>
+      </w:tblPr>
+      <w:tblGrid>
+        <w:gridCol w:w="2517"/>
+        <w:gridCol w:w="2330"/>
+        <w:gridCol w:w="3288"/>
+        <w:gridCol w:w="2330"/>
+      </w:tblGrid>
+      <w:tr>
+        <w:trPr>
+          <w:cantSplit/>
+        </w:trPr>
         <w:tc>
           <w:tcPr>
             <w:shd w:val="clear" w:color="auto" w:fill="F2F2F2"/>
@@ -2789,7 +2876,66 @@
         <w:tc>
           <w:tcPr>
             <w:vAlign w:val="center"/>
-            <w:tcW w:type="pct" w:w="1167"/>
+            <w:tcW w:type="pct" w:w="1113"/>
+          </w:tcPr>
+          <w:p>
+            <w:pPr>
+              <w:keepNext/>
+              <w:spacing w:before="20" w:after="20"/>
+              <w:jc w:val="center"/>
+            </w:pPr>
+            <w:r/>
+          </w:p>
+        </w:tc>
+        <w:tc>
+          <w:tcPr>
+            <w:shd w:val="clear" w:color="auto" w:fill="F2F2F2"/>
+            <w:vAlign w:val="center"/>
+            <w:tcW w:type="pct" w:w="1570"/>
+          </w:tcPr>
+          <w:p>
+            <w:pPr>
+              <w:keepNext/>
+              <w:spacing w:before="20" w:after="20"/>
+              <w:jc w:val="left"/>
+            </w:pPr>
+            <w:r/>
+            <w:r>
+              <w:rPr>
+                <w:rFonts w:ascii="Calibri" w:hAnsi="Calibri"/>
+                <w:b/>
+                <w:i w:val="0"/>
+                <w:color w:val="000000"/>
+                <w:sz w:val="20"/>
+              </w:rPr>
+              <w:t>Возач (име, лична карта)</w:t>
+            </w:r>
+            <w:r>
+              <w:rPr>
+                <w:rFonts w:ascii="Calibri" w:hAnsi="Calibri"/>
+                <w:b w:val="0"/>
+                <w:i w:val="0"/>
+                <w:color w:val="000000"/>
+                <w:sz w:val="16"/>
+              </w:rPr>
+              <w:t xml:space="preserve"> | </w:t>
+            </w:r>
+            <w:r>
+              <w:rPr>
+                <w:rFonts w:ascii="Calibri" w:hAnsi="Calibri"/>
+                <w:b w:val="0"/>
+                <w:i w:val="0"/>
+                <w:color w:val="000000"/>
+                <w:sz w:val="16"/>
+              </w:rPr>
+              <w:t>Driver (name, ID)</w:t>
+            </w:r>
+          </w:p>
+        </w:tc>
+        <w:tc>
+          <w:tcPr>
+            <w:vAlign w:val="center"/>
+            <w:tcW w:type="pct" w:w="1113"/>
           </w:tcPr>
           <w:p>
             <w:pPr>
@@ -2836,7 +2982,6 @@
           </w:tcPr>
           <w:p>
             <w:pPr>
-              <w:keepNext/>
               <w:spacing w:before="20" w:after="20"/>
               <w:jc w:val="left"/>
             </w:pPr>
@@ -2849,7 +2994,7 @@
                 <w:color w:val="000000"/>
                 <w:sz w:val="20"/>
               </w:rPr>
-              <w:t>Возач (име, лична карта)</w:t>
+              <w:t>Придружник на Пјурли Плант, ако е одреден (име, лична карта)</w:t>
             </w:r>
             <w:r>
               <w:rPr>
@@ -2869,7 +3014,7 @@
                 <w:color w:val="000000"/>
                 <w:sz w:val="16"/>
               </w:rPr>
-              <w:t>Driver (name, ID)</w:t>
+              <w:t>Purely Plant accompanying person, if designated (name, ID)</w:t>
             </w:r>
           </w:p>
         </w:tc>
@@ -2880,7 +3025,6 @@
           </w:tcPr>
           <w:p>
             <w:pPr>
-              <w:keepNext/>
               <w:spacing w:before="20" w:after="20"/>
               <w:jc w:val="center"/>
             </w:pPr>
@@ -2895,7 +3039,6 @@
           </w:tcPr>
           <w:p>
             <w:pPr>
-              <w:keepNext/>
               <w:spacing w:before="20" w:after="20"/>
               <w:jc w:val="left"/>
             </w:pPr>
@@ -2908,7 +3051,7 @@
                 <w:color w:val="000000"/>
                 <w:sz w:val="20"/>
               </w:rPr>
-              <w:t>Придружник (име, лична карта)</w:t>
+              <w:t>Контакт телефон за време на транспортот</w:t>
             </w:r>
             <w:r>
               <w:rPr>
@@ -2928,7 +3071,7 @@
                 <w:color w:val="000000"/>
                 <w:sz w:val="16"/>
               </w:rPr>
-              <w:t>Escort person (name, ID)</w:t>
+              <w:t>Contact phone during transport</w:t>
             </w:r>
           </w:p>
         </w:tc>
@@ -2936,90 +3079,6 @@
           <w:tcPr>
             <w:vAlign w:val="center"/>
             <w:tcW w:type="pct" w:w="929"/>
-          </w:tcPr>
-          <w:p>
-            <w:pPr>
-              <w:keepNext/>
-              <w:spacing w:before="20" w:after="20"/>
-              <w:jc w:val="center"/>
-            </w:pPr>
-            <w:r/>
-          </w:p>
-        </w:tc>
-      </w:tr>
-    </w:tbl>
-    <w:tbl>
-      <w:tblPr>
-        <w:jc w:val="center"/>
-        <w:tblLook w:firstColumn="1" w:firstRow="1" w:lastColumn="0" w:lastRow="0" w:noHBand="0" w:noVBand="1" w:val="04A0"/>
-        <w:tblLayout w:type="fixed"/>
-        <w:tblW w:type="pct" w:w="5000"/>
-        <w:tblInd w:type="dxa" w:w="0"/>
-        <w:tblBorders>
-          <w:top w:val="single" w:sz="4" w:space="0" w:color="2B547E"/>
-          <w:left w:val="single" w:sz="4" w:space="0" w:color="2B547E"/>
-          <w:bottom w:val="single" w:sz="4" w:space="0" w:color="2B547E"/>
-          <w:right w:val="single" w:sz="4" w:space="0" w:color="2B547E"/>
-          <w:insideH w:val="single" w:sz="4" w:space="0" w:color="2B547E"/>
-          <w:insideV w:val="single" w:sz="4" w:space="0" w:color="2B547E"/>
-        </w:tblBorders>
-      </w:tblPr>
-      <w:tblGrid>
-        <w:gridCol w:w="3288"/>
-        <w:gridCol w:w="7178"/>
-      </w:tblGrid>
-      <w:tr>
-        <w:trPr>
-          <w:cantSplit/>
-        </w:trPr>
-        <w:tc>
-          <w:tcPr>
-            <w:shd w:val="clear" w:color="auto" w:fill="F2F2F2"/>
-            <w:vAlign w:val="center"/>
-            <w:tcW w:type="pct" w:w="1570"/>
-          </w:tcPr>
-          <w:p>
-            <w:pPr>
-              <w:spacing w:before="20" w:after="20"/>
-              <w:jc w:val="left"/>
-            </w:pPr>
-            <w:r/>
-            <w:r>
-              <w:rPr>
-                <w:rFonts w:ascii="Calibri" w:hAnsi="Calibri"/>
-                <w:b/>
-                <w:i w:val="0"/>
-                <w:color w:val="000000"/>
-                <w:sz w:val="20"/>
-              </w:rPr>
-              <w:t>Контакт телефон за време на транспортот</w:t>
-            </w:r>
-            <w:r>
-              <w:rPr>
-                <w:rFonts w:ascii="Calibri" w:hAnsi="Calibri"/>
-                <w:b w:val="0"/>
-                <w:i w:val="0"/>
-                <w:color w:val="000000"/>
-                <w:sz w:val="16"/>
-              </w:rPr>
-              <w:t xml:space="preserve"> | </w:t>
-            </w:r>
-            <w:r>
-              <w:rPr>
-                <w:rFonts w:ascii="Calibri" w:hAnsi="Calibri"/>
-                <w:b w:val="0"/>
-                <w:i w:val="0"/>
-                <w:color w:val="000000"/>
-                <w:sz w:val="16"/>
-              </w:rPr>
-              <w:t>Contact phone during transport</w:t>
-            </w:r>
-          </w:p>
-        </w:tc>
-        <w:tc>
-          <w:tcPr>
-            <w:vAlign w:val="center"/>
-            <w:tcW w:type="pct" w:w="3429"/>
           </w:tcPr>
           <w:p>
             <w:pPr>

--- a/deliverables/inland_transport_2026-10/docx/WHSOP_003_A02.docx
+++ b/deliverables/inland_transport_2026-10/docx/WHSOP_003_A02.docx
@@ -550,7 +550,7 @@
     </w:tbl>
     <w:p>
       <w:pPr>
-        <w:keepNext/>
+        <w:keepNext w:val="0"/>
         <w:spacing w:before="0" w:after="0" w:lineRule="exact" w:line="240"/>
       </w:pPr>
     </w:p>
@@ -636,7 +636,7 @@
     </w:p>
     <w:p>
       <w:pPr>
-        <w:keepNext/>
+        <w:keepNext w:val="0"/>
         <w:spacing w:before="0" w:after="0" w:lineRule="exact" w:line="240"/>
       </w:pPr>
     </w:p>
@@ -1027,7 +1027,7 @@
     </w:tbl>
     <w:p>
       <w:pPr>
-        <w:keepNext/>
+        <w:keepNext w:val="0"/>
         <w:spacing w:before="0" w:after="0" w:lineRule="exact" w:line="240"/>
       </w:pPr>
     </w:p>
@@ -1663,7 +1663,7 @@
     </w:tbl>
     <w:p>
       <w:pPr>
-        <w:keepNext/>
+        <w:keepNext w:val="0"/>
         <w:spacing w:before="0" w:after="0" w:lineRule="exact" w:line="120"/>
       </w:pPr>
     </w:p>
@@ -1752,7 +1752,7 @@
     </w:tbl>
     <w:p>
       <w:pPr>
-        <w:keepNext/>
+        <w:keepNext w:val="0"/>
         <w:spacing w:before="0" w:after="0" w:lineRule="exact" w:line="240"/>
       </w:pPr>
     </w:p>
@@ -2513,7 +2513,7 @@
     </w:tbl>
     <w:p>
       <w:pPr>
-        <w:keepNext/>
+        <w:keepNext w:val="0"/>
         <w:spacing w:before="0" w:after="0" w:lineRule="exact" w:line="120"/>
       </w:pPr>
     </w:p>
@@ -2602,7 +2602,7 @@
     </w:tbl>
     <w:p>
       <w:pPr>
-        <w:keepNext/>
+        <w:keepNext w:val="0"/>
         <w:spacing w:before="0" w:after="0" w:lineRule="exact" w:line="240"/>
       </w:pPr>
     </w:p>
@@ -3092,7 +3092,7 @@
     </w:tbl>
     <w:p>
       <w:pPr>
-        <w:keepNext/>
+        <w:keepNext w:val="0"/>
         <w:spacing w:before="0" w:after="0" w:lineRule="exact" w:line="240"/>
       </w:pPr>
     </w:p>
@@ -3445,7 +3445,7 @@
     </w:tbl>
     <w:p>
       <w:pPr>
-        <w:keepNext/>
+        <w:keepNext w:val="0"/>
         <w:spacing w:before="0" w:after="0" w:lineRule="exact" w:line="120"/>
       </w:pPr>
     </w:p>
@@ -3726,7 +3726,7 @@
     </w:tbl>
     <w:p>
       <w:pPr>
-        <w:keepNext/>
+        <w:keepNext w:val="0"/>
         <w:spacing w:before="0" w:after="0" w:lineRule="exact" w:line="80"/>
       </w:pPr>
     </w:p>

--- a/deliverables/inland_transport_2026-10/docx/WHSOP_003_A02.docx
+++ b/deliverables/inland_transport_2026-10/docx/WHSOP_003_A02.docx
@@ -2535,7 +2535,9 @@
       </w:tblPr>
       <w:tblGrid>
         <w:gridCol w:w="3288"/>
-        <w:gridCol w:w="7178"/>
+        <w:gridCol w:w="1944"/>
+        <w:gridCol w:w="3288"/>
+        <w:gridCol w:w="1944"/>
       </w:tblGrid>
       <w:tr>
         <w:trPr>
@@ -2588,7 +2590,64 @@
         <w:tc>
           <w:tcPr>
             <w:vAlign w:val="center"/>
-            <w:tcW w:type="pct" w:w="3429"/>
+            <w:tcW w:type="pct" w:w="929"/>
+          </w:tcPr>
+          <w:p>
+            <w:pPr>
+              <w:spacing w:before="20" w:after="20"/>
+              <w:jc w:val="center"/>
+            </w:pPr>
+            <w:r/>
+          </w:p>
+        </w:tc>
+        <w:tc>
+          <w:tcPr>
+            <w:shd w:val="clear" w:color="auto" w:fill="F2F2F2"/>
+            <w:vAlign w:val="center"/>
+            <w:tcW w:type="pct" w:w="1570"/>
+          </w:tcPr>
+          <w:p>
+            <w:pPr>
+              <w:spacing w:before="20" w:after="20"/>
+              <w:jc w:val="left"/>
+            </w:pPr>
+            <w:r/>
+            <w:r>
+              <w:rPr>
+                <w:rFonts w:ascii="Calibri" w:hAnsi="Calibri"/>
+                <w:b/>
+                <w:i w:val="0"/>
+                <w:color w:val="000000"/>
+                <w:sz w:val="20"/>
+              </w:rPr>
+              <w:t>Ретенциони мостри (број / вкупна маса, g)</w:t>
+            </w:r>
+            <w:r>
+              <w:rPr>
+                <w:rFonts w:ascii="Calibri" w:hAnsi="Calibri"/>
+                <w:b w:val="0"/>
+                <w:i w:val="0"/>
+                <w:color w:val="000000"/>
+                <w:sz w:val="16"/>
+              </w:rPr>
+              <w:t xml:space="preserve"> | </w:t>
+            </w:r>
+            <w:r>
+              <w:rPr>
+                <w:rFonts w:ascii="Calibri" w:hAnsi="Calibri"/>
+                <w:b w:val="0"/>
+                <w:i w:val="0"/>
+                <w:color w:val="000000"/>
+                <w:sz w:val="16"/>
+              </w:rPr>
+              <w:t>Retention samples (number / total mass, g)</w:t>
+            </w:r>
+          </w:p>
+        </w:tc>
+        <w:tc>
+          <w:tcPr>
+            <w:vAlign w:val="center"/>
+            <w:tcW w:type="pct" w:w="929"/>
           </w:tcPr>
           <w:p>
             <w:pPr>
